--- a/Knowledge/3-Work knowledge/1-Software Engineering/2-Testing/5-My Source/1-ISTQB Foundation Level/5-Test Management/5-Test Techniques/2-Types of White-Box Techniques/3-Decision (Branch) Testing & Coverage.docx
+++ b/Knowledge/3-Work knowledge/1-Software Engineering/2-Testing/5-My Source/1-ISTQB Foundation Level/5-Test Management/5-Test Techniques/2-Types of White-Box Techniques/3-Decision (Branch) Testing & Coverage.docx
@@ -34,51 +34,77 @@
       </w:pPr>
       <w:r>
         <w:rPr>
-          <w:b/>
-          <w:shd w:val="clear" w:color="auto" w:fill="B7B7B7"/>
-        </w:rPr>
-        <w:t># Source</w:t>
-      </w:r>
-      <w:r>
-        <w:rPr>
-          <w:shd w:val="clear" w:color="auto" w:fill="B7B7B7"/>
-        </w:rPr>
-        <w:t xml:space="preserve">: </w:t>
-      </w:r>
-      <w:r>
-        <w:rPr>
-          <w:b/>
-          <w:shd w:val="clear" w:color="auto" w:fill="B7B7B7"/>
-        </w:rPr>
-        <w:t xml:space="preserve">Chatgpt </w:t>
-      </w:r>
-      <w:r>
-        <w:rPr>
-          <w:b/>
-          <w:sz w:val="14"/>
-          <w:szCs w:val="14"/>
-          <w:shd w:val="clear" w:color="auto" w:fill="B7B7B7"/>
-        </w:rPr>
-        <w:t>(GPT</w:t>
-      </w:r>
-      <w:r>
-        <w:rPr>
-          <w:rFonts w:ascii="Cambria Math" w:hAnsi="Cambria Math" w:cs="Cambria Math"/>
-          <w:b/>
-          <w:sz w:val="14"/>
-          <w:szCs w:val="14"/>
-          <w:shd w:val="clear" w:color="auto" w:fill="B7B7B7"/>
+          <w:rFonts w:ascii="Arial" w:eastAsia="Arial" w:hAnsi="Arial" w:cs="Arial"/>
+          <w:b/>
+          <w:color w:val="000000"/>
+          <w:sz w:val="18"/>
+          <w:highlight w:val="lightGray"/>
+        </w:rPr>
+        <w:t># Source: AI Source: Provided by: [Data Path</w:t>
+      </w:r>
+      <w:r>
+        <w:rPr>
+          <w:rFonts w:ascii="Arial" w:eastAsia="Arial" w:hAnsi="Arial" w:cs="Arial"/>
+          <w:color w:val="000000"/>
+          <w:sz w:val="18"/>
+          <w:highlight w:val="lightGray"/>
+        </w:rPr>
+        <w:t xml:space="preserve">: Persons Table -&gt; ID Column: 1, Name_En Column: Motasem Essam] -&gt; </w:t>
+      </w:r>
+      <w:r>
+        <w:rPr>
+          <w:rFonts w:ascii="Arial" w:eastAsia="Arial" w:hAnsi="Arial" w:cs="Arial"/>
+          <w:b/>
+          <w:color w:val="000000"/>
+          <w:sz w:val="18"/>
+          <w:highlight w:val="lightGray"/>
+        </w:rPr>
+        <w:t>From:</w:t>
+      </w:r>
+      <w:r>
+        <w:rPr>
+          <w:rFonts w:ascii="Arial" w:eastAsia="Arial" w:hAnsi="Arial" w:cs="Arial"/>
+          <w:color w:val="000000"/>
+          <w:sz w:val="18"/>
+          <w:highlight w:val="lightGray"/>
+        </w:rPr>
+        <w:t xml:space="preserve"> [Chatgpt (GPT</w:t>
+      </w:r>
+      <w:r>
+        <w:rPr>
+          <w:rFonts w:ascii="Arial" w:eastAsia="Arial" w:hAnsi="Arial" w:cs="Cambria Math"/>
+          <w:color w:val="000000"/>
+          <w:sz w:val="18"/>
+          <w:highlight w:val="lightGray"/>
         </w:rPr>
         <w:t>‑</w:t>
       </w:r>
       <w:r>
         <w:rPr>
-          <w:b/>
-          <w:sz w:val="14"/>
-          <w:szCs w:val="14"/>
-          <w:shd w:val="clear" w:color="auto" w:fill="B7B7B7"/>
-        </w:rPr>
-        <w:t>5 Mini) at [8/16/2025]</w:t>
+          <w:rFonts w:ascii="Arial" w:eastAsia="Arial" w:hAnsi="Arial" w:cs="Arial"/>
+          <w:color w:val="000000"/>
+          <w:sz w:val="18"/>
+          <w:highlight w:val="lightGray"/>
+        </w:rPr>
+        <w:t xml:space="preserve">5 Mini)] </w:t>
+      </w:r>
+      <w:r>
+        <w:rPr>
+          <w:rFonts w:ascii="Arial" w:eastAsia="Arial" w:hAnsi="Arial" w:cs="Arial"/>
+          <w:b/>
+          <w:color w:val="000000"/>
+          <w:sz w:val="18"/>
+          <w:highlight w:val="lightGray"/>
+        </w:rPr>
+        <w:t>on</w:t>
+      </w:r>
+      <w:r>
+        <w:rPr>
+          <w:rFonts w:ascii="Arial" w:eastAsia="Arial" w:hAnsi="Arial"/>
+          <w:sz w:val="18"/>
+          <w:highlight w:val="lightGray"/>
+        </w:rPr>
+        <w:t xml:space="preserve"> [8/16/2025]</w:t>
       </w:r>
     </w:p>
     <w:p>
@@ -207,7 +233,7 @@
     </w:p>
     <w:p>
       <w:r>
-        <w:pict w14:anchorId="529C012D">
+        <w:pict w14:anchorId="3F8E9E13">
           <v:rect id="_x0000_i1025" style="width:0;height:1.5pt" o:hralign="center" o:hrstd="t" o:hr="t" fillcolor="#a0a0a0" stroked="f"/>
         </w:pict>
       </w:r>
@@ -235,51 +261,77 @@
       </w:pPr>
       <w:r>
         <w:rPr>
-          <w:b/>
-          <w:shd w:val="clear" w:color="auto" w:fill="B7B7B7"/>
-        </w:rPr>
-        <w:t># Source</w:t>
-      </w:r>
-      <w:r>
-        <w:rPr>
-          <w:shd w:val="clear" w:color="auto" w:fill="B7B7B7"/>
-        </w:rPr>
-        <w:t xml:space="preserve">: </w:t>
-      </w:r>
-      <w:r>
-        <w:rPr>
-          <w:b/>
-          <w:shd w:val="clear" w:color="auto" w:fill="B7B7B7"/>
-        </w:rPr>
-        <w:t xml:space="preserve">Chatgpt </w:t>
-      </w:r>
-      <w:r>
-        <w:rPr>
-          <w:b/>
-          <w:sz w:val="14"/>
-          <w:szCs w:val="14"/>
-          <w:shd w:val="clear" w:color="auto" w:fill="B7B7B7"/>
-        </w:rPr>
-        <w:t>(GPT</w:t>
-      </w:r>
-      <w:r>
-        <w:rPr>
-          <w:rFonts w:ascii="Cambria Math" w:hAnsi="Cambria Math" w:cs="Cambria Math"/>
-          <w:b/>
-          <w:sz w:val="14"/>
-          <w:szCs w:val="14"/>
-          <w:shd w:val="clear" w:color="auto" w:fill="B7B7B7"/>
+          <w:rFonts w:ascii="Arial" w:eastAsia="Arial" w:hAnsi="Arial" w:cs="Arial"/>
+          <w:b/>
+          <w:color w:val="000000"/>
+          <w:sz w:val="18"/>
+          <w:highlight w:val="lightGray"/>
+        </w:rPr>
+        <w:t># Source: AI Source: Provided by: [Data Path</w:t>
+      </w:r>
+      <w:r>
+        <w:rPr>
+          <w:rFonts w:ascii="Arial" w:eastAsia="Arial" w:hAnsi="Arial" w:cs="Arial"/>
+          <w:color w:val="000000"/>
+          <w:sz w:val="18"/>
+          <w:highlight w:val="lightGray"/>
+        </w:rPr>
+        <w:t xml:space="preserve">: Persons Table -&gt; ID Column: 1, Name_En Column: Motasem Essam] -&gt; </w:t>
+      </w:r>
+      <w:r>
+        <w:rPr>
+          <w:rFonts w:ascii="Arial" w:eastAsia="Arial" w:hAnsi="Arial" w:cs="Arial"/>
+          <w:b/>
+          <w:color w:val="000000"/>
+          <w:sz w:val="18"/>
+          <w:highlight w:val="lightGray"/>
+        </w:rPr>
+        <w:t>From:</w:t>
+      </w:r>
+      <w:r>
+        <w:rPr>
+          <w:rFonts w:ascii="Arial" w:eastAsia="Arial" w:hAnsi="Arial" w:cs="Arial"/>
+          <w:color w:val="000000"/>
+          <w:sz w:val="18"/>
+          <w:highlight w:val="lightGray"/>
+        </w:rPr>
+        <w:t xml:space="preserve"> [Chatgpt (GPT</w:t>
+      </w:r>
+      <w:r>
+        <w:rPr>
+          <w:rFonts w:ascii="Arial" w:eastAsia="Arial" w:hAnsi="Arial" w:cs="Cambria Math"/>
+          <w:color w:val="000000"/>
+          <w:sz w:val="18"/>
+          <w:highlight w:val="lightGray"/>
         </w:rPr>
         <w:t>‑</w:t>
       </w:r>
       <w:r>
         <w:rPr>
-          <w:b/>
-          <w:sz w:val="14"/>
-          <w:szCs w:val="14"/>
-          <w:shd w:val="clear" w:color="auto" w:fill="B7B7B7"/>
-        </w:rPr>
-        <w:t>5 Mini) at [8/16/2025]</w:t>
+          <w:rFonts w:ascii="Arial" w:eastAsia="Arial" w:hAnsi="Arial" w:cs="Arial"/>
+          <w:color w:val="000000"/>
+          <w:sz w:val="18"/>
+          <w:highlight w:val="lightGray"/>
+        </w:rPr>
+        <w:t xml:space="preserve">5 Mini)] </w:t>
+      </w:r>
+      <w:r>
+        <w:rPr>
+          <w:rFonts w:ascii="Arial" w:eastAsia="Arial" w:hAnsi="Arial" w:cs="Arial"/>
+          <w:b/>
+          <w:color w:val="000000"/>
+          <w:sz w:val="18"/>
+          <w:highlight w:val="lightGray"/>
+        </w:rPr>
+        <w:t>on</w:t>
+      </w:r>
+      <w:r>
+        <w:rPr>
+          <w:rFonts w:ascii="Arial" w:eastAsia="Arial" w:hAnsi="Arial"/>
+          <w:sz w:val="18"/>
+          <w:highlight w:val="lightGray"/>
+        </w:rPr>
+        <w:t xml:space="preserve"> [8/16/2025]</w:t>
       </w:r>
     </w:p>
     <w:p>
@@ -288,7 +340,7 @@
           <w:noProof/>
         </w:rPr>
         <w:drawing>
-          <wp:inline distT="114300" distB="114300" distL="114300" distR="114300" wp14:anchorId="1BDDDD92" wp14:editId="2989DB92">
+          <wp:inline distT="114300" distB="114300" distL="114300" distR="114300" wp14:anchorId="33EC0ECF" wp14:editId="0200FB7C">
             <wp:extent cx="5943600" cy="622300"/>
             <wp:effectExtent l="0" t="0" r="0" b="0"/>
             <wp:docPr id="2" name="image2.png"/>
@@ -332,7 +384,7 @@
         <w:t>Decision Coverage (%)=Number of decision outcomes executedTotal number of decision outcomes×100\text{Decision Coverage (\%)} = \frac{\text{Number of decision outcomes executed}}{\text{Total number of decision outcomes}} \times 100</w:t>
       </w:r>
       <w:r>
-        <w:pict w14:anchorId="45E60B37">
+        <w:pict w14:anchorId="5D531239">
           <v:rect id="_x0000_i1026" style="width:0;height:1.5pt" o:hralign="center" o:hrstd="t" o:hr="t" fillcolor="#a0a0a0" stroked="f"/>
         </w:pict>
       </w:r>
@@ -360,51 +412,77 @@
       </w:pPr>
       <w:r>
         <w:rPr>
-          <w:b/>
-          <w:shd w:val="clear" w:color="auto" w:fill="B7B7B7"/>
-        </w:rPr>
-        <w:t># Source</w:t>
-      </w:r>
-      <w:r>
-        <w:rPr>
-          <w:shd w:val="clear" w:color="auto" w:fill="B7B7B7"/>
-        </w:rPr>
-        <w:t xml:space="preserve">: </w:t>
-      </w:r>
-      <w:r>
-        <w:rPr>
-          <w:b/>
-          <w:shd w:val="clear" w:color="auto" w:fill="B7B7B7"/>
-        </w:rPr>
-        <w:t xml:space="preserve">Chatgpt </w:t>
-      </w:r>
-      <w:r>
-        <w:rPr>
-          <w:b/>
-          <w:sz w:val="14"/>
-          <w:szCs w:val="14"/>
-          <w:shd w:val="clear" w:color="auto" w:fill="B7B7B7"/>
-        </w:rPr>
-        <w:t>(GPT</w:t>
-      </w:r>
-      <w:r>
-        <w:rPr>
-          <w:rFonts w:ascii="Cambria Math" w:hAnsi="Cambria Math" w:cs="Cambria Math"/>
-          <w:b/>
-          <w:sz w:val="14"/>
-          <w:szCs w:val="14"/>
-          <w:shd w:val="clear" w:color="auto" w:fill="B7B7B7"/>
+          <w:rFonts w:ascii="Arial" w:eastAsia="Arial" w:hAnsi="Arial" w:cs="Arial"/>
+          <w:b/>
+          <w:color w:val="000000"/>
+          <w:sz w:val="18"/>
+          <w:highlight w:val="lightGray"/>
+        </w:rPr>
+        <w:t># Source: AI Source: Provided by: [Data Path</w:t>
+      </w:r>
+      <w:r>
+        <w:rPr>
+          <w:rFonts w:ascii="Arial" w:eastAsia="Arial" w:hAnsi="Arial" w:cs="Arial"/>
+          <w:color w:val="000000"/>
+          <w:sz w:val="18"/>
+          <w:highlight w:val="lightGray"/>
+        </w:rPr>
+        <w:t xml:space="preserve">: Persons Table -&gt; ID Column: 1, Name_En Column: Motasem Essam] -&gt; </w:t>
+      </w:r>
+      <w:r>
+        <w:rPr>
+          <w:rFonts w:ascii="Arial" w:eastAsia="Arial" w:hAnsi="Arial" w:cs="Arial"/>
+          <w:b/>
+          <w:color w:val="000000"/>
+          <w:sz w:val="18"/>
+          <w:highlight w:val="lightGray"/>
+        </w:rPr>
+        <w:t>From:</w:t>
+      </w:r>
+      <w:r>
+        <w:rPr>
+          <w:rFonts w:ascii="Arial" w:eastAsia="Arial" w:hAnsi="Arial" w:cs="Arial"/>
+          <w:color w:val="000000"/>
+          <w:sz w:val="18"/>
+          <w:highlight w:val="lightGray"/>
+        </w:rPr>
+        <w:t xml:space="preserve"> [Chatgpt (GPT</w:t>
+      </w:r>
+      <w:r>
+        <w:rPr>
+          <w:rFonts w:ascii="Arial" w:eastAsia="Arial" w:hAnsi="Arial" w:cs="Cambria Math"/>
+          <w:color w:val="000000"/>
+          <w:sz w:val="18"/>
+          <w:highlight w:val="lightGray"/>
         </w:rPr>
         <w:t>‑</w:t>
       </w:r>
       <w:r>
         <w:rPr>
-          <w:b/>
-          <w:sz w:val="14"/>
-          <w:szCs w:val="14"/>
-          <w:shd w:val="clear" w:color="auto" w:fill="B7B7B7"/>
-        </w:rPr>
-        <w:t>5 Mini) at [8/16/2025]</w:t>
+          <w:rFonts w:ascii="Arial" w:eastAsia="Arial" w:hAnsi="Arial" w:cs="Arial"/>
+          <w:color w:val="000000"/>
+          <w:sz w:val="18"/>
+          <w:highlight w:val="lightGray"/>
+        </w:rPr>
+        <w:t xml:space="preserve">5 Mini)] </w:t>
+      </w:r>
+      <w:r>
+        <w:rPr>
+          <w:rFonts w:ascii="Arial" w:eastAsia="Arial" w:hAnsi="Arial" w:cs="Arial"/>
+          <w:b/>
+          <w:color w:val="000000"/>
+          <w:sz w:val="18"/>
+          <w:highlight w:val="lightGray"/>
+        </w:rPr>
+        <w:t>on</w:t>
+      </w:r>
+      <w:r>
+        <w:rPr>
+          <w:rFonts w:ascii="Arial" w:eastAsia="Arial" w:hAnsi="Arial"/>
+          <w:sz w:val="18"/>
+          <w:highlight w:val="lightGray"/>
+        </w:rPr>
+        <w:t xml:space="preserve"> [8/16/2025]</w:t>
       </w:r>
     </w:p>
     <w:p>
@@ -412,9 +490,8 @@
         <w:rPr>
           <w:noProof/>
         </w:rPr>
-        <w:lastRenderedPageBreak/>
         <w:drawing>
-          <wp:inline distT="114300" distB="114300" distL="114300" distR="114300" wp14:anchorId="28B925FD" wp14:editId="61F32C5B">
+          <wp:inline distT="114300" distB="114300" distL="114300" distR="114300" wp14:anchorId="7ABC872E" wp14:editId="2D9AE654">
             <wp:extent cx="5943600" cy="1625600"/>
             <wp:effectExtent l="0" t="0" r="0" b="0"/>
             <wp:docPr id="1" name="image3.png"/>
@@ -541,7 +618,7 @@
           <w:ilvl w:val="0"/>
           <w:numId w:val="3"/>
         </w:numPr>
-        <w:spacing w:before="240"/>
+        <w:spacing w:before="240" w:after="0" w:line="276" w:lineRule="auto"/>
         <w:rPr>
           <w:rFonts w:ascii="Roboto Mono" w:eastAsia="Roboto Mono" w:hAnsi="Roboto Mono" w:cs="Roboto Mono"/>
         </w:rPr>
@@ -567,6 +644,7 @@
           <w:ilvl w:val="1"/>
           <w:numId w:val="3"/>
         </w:numPr>
+        <w:spacing w:after="0" w:line="276" w:lineRule="auto"/>
       </w:pPr>
       <w:r>
         <w:rPr>
@@ -633,6 +711,7 @@
           <w:ilvl w:val="0"/>
           <w:numId w:val="3"/>
         </w:numPr>
+        <w:spacing w:after="0" w:line="276" w:lineRule="auto"/>
       </w:pPr>
       <w:r>
         <w:rPr>
@@ -668,6 +747,7 @@
           <w:ilvl w:val="1"/>
           <w:numId w:val="3"/>
         </w:numPr>
+        <w:spacing w:after="0" w:line="276" w:lineRule="auto"/>
       </w:pPr>
       <w:r>
         <w:rPr>
@@ -701,6 +781,7 @@
           <w:ilvl w:val="1"/>
           <w:numId w:val="3"/>
         </w:numPr>
+        <w:spacing w:after="0" w:line="276" w:lineRule="auto"/>
         <w:rPr>
           <w:rFonts w:ascii="Roboto Mono" w:eastAsia="Roboto Mono" w:hAnsi="Roboto Mono" w:cs="Roboto Mono"/>
         </w:rPr>
@@ -724,6 +805,7 @@
           <w:ilvl w:val="0"/>
           <w:numId w:val="3"/>
         </w:numPr>
+        <w:spacing w:after="0" w:line="276" w:lineRule="auto"/>
       </w:pPr>
       <w:r>
         <w:rPr>
@@ -759,6 +841,7 @@
           <w:ilvl w:val="1"/>
           <w:numId w:val="3"/>
         </w:numPr>
+        <w:spacing w:after="0" w:line="276" w:lineRule="auto"/>
       </w:pPr>
       <w:r>
         <w:rPr>
@@ -792,7 +875,7 @@
           <w:ilvl w:val="1"/>
           <w:numId w:val="3"/>
         </w:numPr>
-        <w:spacing w:after="240"/>
+        <w:spacing w:after="240" w:line="276" w:lineRule="auto"/>
       </w:pPr>
       <w:r>
         <w:rPr>
@@ -816,7 +899,7 @@
     </w:p>
     <w:p>
       <w:r>
-        <w:pict w14:anchorId="25491E17">
+        <w:pict w14:anchorId="56EEEDF2">
           <v:rect id="_x0000_i1027" style="width:0;height:1.5pt" o:hralign="center" o:hrstd="t" o:hr="t" fillcolor="#a0a0a0" stroked="f"/>
         </w:pict>
       </w:r>
@@ -847,51 +930,77 @@
       </w:pPr>
       <w:r>
         <w:rPr>
-          <w:b/>
-          <w:shd w:val="clear" w:color="auto" w:fill="B7B7B7"/>
-        </w:rPr>
-        <w:t># Source</w:t>
-      </w:r>
-      <w:r>
-        <w:rPr>
-          <w:shd w:val="clear" w:color="auto" w:fill="B7B7B7"/>
-        </w:rPr>
-        <w:t xml:space="preserve">: </w:t>
-      </w:r>
-      <w:r>
-        <w:rPr>
-          <w:b/>
-          <w:shd w:val="clear" w:color="auto" w:fill="B7B7B7"/>
-        </w:rPr>
-        <w:t xml:space="preserve">Chatgpt </w:t>
-      </w:r>
-      <w:r>
-        <w:rPr>
-          <w:b/>
-          <w:sz w:val="14"/>
-          <w:szCs w:val="14"/>
-          <w:shd w:val="clear" w:color="auto" w:fill="B7B7B7"/>
-        </w:rPr>
-        <w:t>(GPT</w:t>
-      </w:r>
-      <w:r>
-        <w:rPr>
-          <w:rFonts w:ascii="Cambria Math" w:hAnsi="Cambria Math" w:cs="Cambria Math"/>
-          <w:b/>
-          <w:sz w:val="14"/>
-          <w:szCs w:val="14"/>
-          <w:shd w:val="clear" w:color="auto" w:fill="B7B7B7"/>
+          <w:rFonts w:ascii="Arial" w:eastAsia="Arial" w:hAnsi="Arial" w:cs="Arial"/>
+          <w:b/>
+          <w:color w:val="000000"/>
+          <w:sz w:val="18"/>
+          <w:highlight w:val="lightGray"/>
+        </w:rPr>
+        <w:t># Source: AI Source: Provided by: [Data Path</w:t>
+      </w:r>
+      <w:r>
+        <w:rPr>
+          <w:rFonts w:ascii="Arial" w:eastAsia="Arial" w:hAnsi="Arial" w:cs="Arial"/>
+          <w:color w:val="000000"/>
+          <w:sz w:val="18"/>
+          <w:highlight w:val="lightGray"/>
+        </w:rPr>
+        <w:t xml:space="preserve">: Persons Table -&gt; ID Column: 1, Name_En Column: Motasem Essam] -&gt; </w:t>
+      </w:r>
+      <w:r>
+        <w:rPr>
+          <w:rFonts w:ascii="Arial" w:eastAsia="Arial" w:hAnsi="Arial" w:cs="Arial"/>
+          <w:b/>
+          <w:color w:val="000000"/>
+          <w:sz w:val="18"/>
+          <w:highlight w:val="lightGray"/>
+        </w:rPr>
+        <w:t>From:</w:t>
+      </w:r>
+      <w:r>
+        <w:rPr>
+          <w:rFonts w:ascii="Arial" w:eastAsia="Arial" w:hAnsi="Arial" w:cs="Arial"/>
+          <w:color w:val="000000"/>
+          <w:sz w:val="18"/>
+          <w:highlight w:val="lightGray"/>
+        </w:rPr>
+        <w:t xml:space="preserve"> [Chatgpt (GPT</w:t>
+      </w:r>
+      <w:r>
+        <w:rPr>
+          <w:rFonts w:ascii="Arial" w:eastAsia="Arial" w:hAnsi="Arial" w:cs="Cambria Math"/>
+          <w:color w:val="000000"/>
+          <w:sz w:val="18"/>
+          <w:highlight w:val="lightGray"/>
         </w:rPr>
         <w:t>‑</w:t>
       </w:r>
       <w:r>
         <w:rPr>
-          <w:b/>
-          <w:sz w:val="14"/>
-          <w:szCs w:val="14"/>
-          <w:shd w:val="clear" w:color="auto" w:fill="B7B7B7"/>
-        </w:rPr>
-        <w:t>5 Mini) at [8/16/2025]</w:t>
+          <w:rFonts w:ascii="Arial" w:eastAsia="Arial" w:hAnsi="Arial" w:cs="Arial"/>
+          <w:color w:val="000000"/>
+          <w:sz w:val="18"/>
+          <w:highlight w:val="lightGray"/>
+        </w:rPr>
+        <w:t xml:space="preserve">5 Mini)] </w:t>
+      </w:r>
+      <w:r>
+        <w:rPr>
+          <w:rFonts w:ascii="Arial" w:eastAsia="Arial" w:hAnsi="Arial" w:cs="Arial"/>
+          <w:b/>
+          <w:color w:val="000000"/>
+          <w:sz w:val="18"/>
+          <w:highlight w:val="lightGray"/>
+        </w:rPr>
+        <w:t>on</w:t>
+      </w:r>
+      <w:r>
+        <w:rPr>
+          <w:rFonts w:ascii="Arial" w:eastAsia="Arial" w:hAnsi="Arial"/>
+          <w:sz w:val="18"/>
+          <w:highlight w:val="lightGray"/>
+        </w:rPr>
+        <w:t xml:space="preserve"> [8/16/2025]</w:t>
       </w:r>
     </w:p>
     <w:p>
@@ -900,7 +1009,7 @@
           <w:ilvl w:val="0"/>
           <w:numId w:val="1"/>
         </w:numPr>
-        <w:spacing w:before="240"/>
+        <w:spacing w:before="240" w:after="0" w:line="276" w:lineRule="auto"/>
       </w:pPr>
       <w:r>
         <w:rPr>
@@ -928,14 +1037,13 @@
           <w:ilvl w:val="0"/>
           <w:numId w:val="1"/>
         </w:numPr>
-        <w:spacing w:after="240"/>
-      </w:pPr>
-      <w:r>
-        <w:rPr>
-          <w:rFonts w:ascii="Roboto Mono" w:eastAsia="Roboto Mono" w:hAnsi="Roboto Mono" w:cs="Roboto Mono"/>
-          <w:b/>
-        </w:rPr>
-        <w:lastRenderedPageBreak/>
+        <w:spacing w:after="240" w:line="276" w:lineRule="auto"/>
+      </w:pPr>
+      <w:r>
+        <w:rPr>
+          <w:rFonts w:ascii="Roboto Mono" w:eastAsia="Roboto Mono" w:hAnsi="Roboto Mono" w:cs="Roboto Mono"/>
+          <w:b/>
+        </w:rPr>
         <w:t>Decision Coverage</w:t>
       </w:r>
       <w:r>
@@ -1027,9 +1135,8 @@
           <w:rFonts w:ascii="Roboto Mono" w:eastAsia="Roboto Mono" w:hAnsi="Roboto Mono" w:cs="Roboto Mono"/>
           <w:noProof/>
         </w:rPr>
-        <w:lastRenderedPageBreak/>
         <w:drawing>
-          <wp:inline distT="114300" distB="114300" distL="114300" distR="114300" wp14:anchorId="48F989E8" wp14:editId="282C63DF">
+          <wp:inline distT="114300" distB="114300" distL="114300" distR="114300" wp14:anchorId="2A82DD3D" wp14:editId="796E33E4">
             <wp:extent cx="5943600" cy="1066800"/>
             <wp:effectExtent l="0" t="0" r="0" b="0"/>
             <wp:docPr id="3" name="image1.png"/>
@@ -1117,7 +1224,7 @@
           <w:ilvl w:val="0"/>
           <w:numId w:val="5"/>
         </w:numPr>
-        <w:spacing w:before="240"/>
+        <w:spacing w:before="240" w:after="0" w:line="276" w:lineRule="auto"/>
       </w:pPr>
       <w:r>
         <w:rPr>
@@ -1190,7 +1297,7 @@
           <w:ilvl w:val="0"/>
           <w:numId w:val="5"/>
         </w:numPr>
-        <w:spacing w:after="240"/>
+        <w:spacing w:after="240" w:line="276" w:lineRule="auto"/>
       </w:pPr>
       <w:r>
         <w:rPr>
@@ -1259,7 +1366,7 @@
     </w:p>
     <w:p>
       <w:r>
-        <w:pict w14:anchorId="01141B6C">
+        <w:pict w14:anchorId="272B4391">
           <v:rect id="_x0000_i1028" style="width:0;height:1.5pt" o:hralign="center" o:hrstd="t" o:hr="t" fillcolor="#a0a0a0" stroked="f"/>
         </w:pict>
       </w:r>
@@ -1287,51 +1394,77 @@
       </w:pPr>
       <w:r>
         <w:rPr>
-          <w:b/>
-          <w:shd w:val="clear" w:color="auto" w:fill="B7B7B7"/>
-        </w:rPr>
-        <w:t># Source</w:t>
-      </w:r>
-      <w:r>
-        <w:rPr>
-          <w:shd w:val="clear" w:color="auto" w:fill="B7B7B7"/>
-        </w:rPr>
-        <w:t xml:space="preserve">: </w:t>
-      </w:r>
-      <w:r>
-        <w:rPr>
-          <w:b/>
-          <w:shd w:val="clear" w:color="auto" w:fill="B7B7B7"/>
-        </w:rPr>
-        <w:t xml:space="preserve">Chatgpt </w:t>
-      </w:r>
-      <w:r>
-        <w:rPr>
-          <w:b/>
-          <w:sz w:val="14"/>
-          <w:szCs w:val="14"/>
-          <w:shd w:val="clear" w:color="auto" w:fill="B7B7B7"/>
-        </w:rPr>
-        <w:t>(GPT</w:t>
-      </w:r>
-      <w:r>
-        <w:rPr>
-          <w:rFonts w:ascii="Cambria Math" w:hAnsi="Cambria Math" w:cs="Cambria Math"/>
-          <w:b/>
-          <w:sz w:val="14"/>
-          <w:szCs w:val="14"/>
-          <w:shd w:val="clear" w:color="auto" w:fill="B7B7B7"/>
+          <w:rFonts w:ascii="Arial" w:eastAsia="Arial" w:hAnsi="Arial" w:cs="Arial"/>
+          <w:b/>
+          <w:color w:val="000000"/>
+          <w:sz w:val="18"/>
+          <w:highlight w:val="lightGray"/>
+        </w:rPr>
+        <w:t># Source: AI Source: Provided by: [Data Path</w:t>
+      </w:r>
+      <w:r>
+        <w:rPr>
+          <w:rFonts w:ascii="Arial" w:eastAsia="Arial" w:hAnsi="Arial" w:cs="Arial"/>
+          <w:color w:val="000000"/>
+          <w:sz w:val="18"/>
+          <w:highlight w:val="lightGray"/>
+        </w:rPr>
+        <w:t xml:space="preserve">: Persons Table -&gt; ID Column: 1, Name_En Column: Motasem Essam] -&gt; </w:t>
+      </w:r>
+      <w:r>
+        <w:rPr>
+          <w:rFonts w:ascii="Arial" w:eastAsia="Arial" w:hAnsi="Arial" w:cs="Arial"/>
+          <w:b/>
+          <w:color w:val="000000"/>
+          <w:sz w:val="18"/>
+          <w:highlight w:val="lightGray"/>
+        </w:rPr>
+        <w:t>From:</w:t>
+      </w:r>
+      <w:r>
+        <w:rPr>
+          <w:rFonts w:ascii="Arial" w:eastAsia="Arial" w:hAnsi="Arial" w:cs="Arial"/>
+          <w:color w:val="000000"/>
+          <w:sz w:val="18"/>
+          <w:highlight w:val="lightGray"/>
+        </w:rPr>
+        <w:t xml:space="preserve"> [Chatgpt (GPT</w:t>
+      </w:r>
+      <w:r>
+        <w:rPr>
+          <w:rFonts w:ascii="Arial" w:eastAsia="Arial" w:hAnsi="Arial" w:cs="Cambria Math"/>
+          <w:color w:val="000000"/>
+          <w:sz w:val="18"/>
+          <w:highlight w:val="lightGray"/>
         </w:rPr>
         <w:t>‑</w:t>
       </w:r>
       <w:r>
         <w:rPr>
-          <w:b/>
-          <w:sz w:val="14"/>
-          <w:szCs w:val="14"/>
-          <w:shd w:val="clear" w:color="auto" w:fill="B7B7B7"/>
-        </w:rPr>
-        <w:t>5 Mini) at [8/16/2025]</w:t>
+          <w:rFonts w:ascii="Arial" w:eastAsia="Arial" w:hAnsi="Arial" w:cs="Arial"/>
+          <w:color w:val="000000"/>
+          <w:sz w:val="18"/>
+          <w:highlight w:val="lightGray"/>
+        </w:rPr>
+        <w:t xml:space="preserve">5 Mini)] </w:t>
+      </w:r>
+      <w:r>
+        <w:rPr>
+          <w:rFonts w:ascii="Arial" w:eastAsia="Arial" w:hAnsi="Arial" w:cs="Arial"/>
+          <w:b/>
+          <w:color w:val="000000"/>
+          <w:sz w:val="18"/>
+          <w:highlight w:val="lightGray"/>
+        </w:rPr>
+        <w:t>on</w:t>
+      </w:r>
+      <w:r>
+        <w:rPr>
+          <w:rFonts w:ascii="Arial" w:eastAsia="Arial" w:hAnsi="Arial"/>
+          <w:sz w:val="18"/>
+          <w:highlight w:val="lightGray"/>
+        </w:rPr>
+        <w:t xml:space="preserve"> [8/16/2025]</w:t>
       </w:r>
     </w:p>
     <w:p>
@@ -1340,7 +1473,7 @@
           <w:ilvl w:val="0"/>
           <w:numId w:val="2"/>
         </w:numPr>
-        <w:spacing w:before="240"/>
+        <w:spacing w:before="240" w:after="0" w:line="276" w:lineRule="auto"/>
       </w:pPr>
       <w:r>
         <w:rPr>
@@ -1374,7 +1507,7 @@
           <w:ilvl w:val="0"/>
           <w:numId w:val="2"/>
         </w:numPr>
-        <w:spacing w:after="240"/>
+        <w:spacing w:after="240" w:line="276" w:lineRule="auto"/>
       </w:pPr>
       <w:r>
         <w:rPr>
@@ -1409,51 +1542,77 @@
       </w:pPr>
       <w:r>
         <w:rPr>
-          <w:b/>
-          <w:shd w:val="clear" w:color="auto" w:fill="B7B7B7"/>
-        </w:rPr>
-        <w:t># Source</w:t>
-      </w:r>
-      <w:r>
-        <w:rPr>
-          <w:shd w:val="clear" w:color="auto" w:fill="B7B7B7"/>
-        </w:rPr>
-        <w:t xml:space="preserve">: </w:t>
-      </w:r>
-      <w:r>
-        <w:rPr>
-          <w:b/>
-          <w:shd w:val="clear" w:color="auto" w:fill="B7B7B7"/>
-        </w:rPr>
-        <w:t xml:space="preserve">Chatgpt </w:t>
-      </w:r>
-      <w:r>
-        <w:rPr>
-          <w:b/>
-          <w:sz w:val="14"/>
-          <w:szCs w:val="14"/>
-          <w:shd w:val="clear" w:color="auto" w:fill="B7B7B7"/>
-        </w:rPr>
-        <w:t>(GPT</w:t>
-      </w:r>
-      <w:r>
-        <w:rPr>
-          <w:rFonts w:ascii="Cambria Math" w:hAnsi="Cambria Math" w:cs="Cambria Math"/>
-          <w:b/>
-          <w:sz w:val="14"/>
-          <w:szCs w:val="14"/>
-          <w:shd w:val="clear" w:color="auto" w:fill="B7B7B7"/>
+          <w:rFonts w:ascii="Arial" w:eastAsia="Arial" w:hAnsi="Arial" w:cs="Arial"/>
+          <w:b/>
+          <w:color w:val="000000"/>
+          <w:sz w:val="18"/>
+          <w:highlight w:val="lightGray"/>
+        </w:rPr>
+        <w:t># Source: AI Source: Provided by: [Data Path</w:t>
+      </w:r>
+      <w:r>
+        <w:rPr>
+          <w:rFonts w:ascii="Arial" w:eastAsia="Arial" w:hAnsi="Arial" w:cs="Arial"/>
+          <w:color w:val="000000"/>
+          <w:sz w:val="18"/>
+          <w:highlight w:val="lightGray"/>
+        </w:rPr>
+        <w:t xml:space="preserve">: Persons Table -&gt; ID Column: 1, Name_En Column: Motasem Essam] -&gt; </w:t>
+      </w:r>
+      <w:r>
+        <w:rPr>
+          <w:rFonts w:ascii="Arial" w:eastAsia="Arial" w:hAnsi="Arial" w:cs="Arial"/>
+          <w:b/>
+          <w:color w:val="000000"/>
+          <w:sz w:val="18"/>
+          <w:highlight w:val="lightGray"/>
+        </w:rPr>
+        <w:t>From:</w:t>
+      </w:r>
+      <w:r>
+        <w:rPr>
+          <w:rFonts w:ascii="Arial" w:eastAsia="Arial" w:hAnsi="Arial" w:cs="Arial"/>
+          <w:color w:val="000000"/>
+          <w:sz w:val="18"/>
+          <w:highlight w:val="lightGray"/>
+        </w:rPr>
+        <w:t xml:space="preserve"> [Chatgpt (GPT</w:t>
+      </w:r>
+      <w:r>
+        <w:rPr>
+          <w:rFonts w:ascii="Arial" w:eastAsia="Arial" w:hAnsi="Arial" w:cs="Cambria Math"/>
+          <w:color w:val="000000"/>
+          <w:sz w:val="18"/>
+          <w:highlight w:val="lightGray"/>
         </w:rPr>
         <w:t>‑</w:t>
       </w:r>
       <w:r>
         <w:rPr>
-          <w:b/>
-          <w:sz w:val="14"/>
-          <w:szCs w:val="14"/>
-          <w:shd w:val="clear" w:color="auto" w:fill="B7B7B7"/>
-        </w:rPr>
-        <w:t>5 Mini) at [8/16/2025]</w:t>
+          <w:rFonts w:ascii="Arial" w:eastAsia="Arial" w:hAnsi="Arial" w:cs="Arial"/>
+          <w:color w:val="000000"/>
+          <w:sz w:val="18"/>
+          <w:highlight w:val="lightGray"/>
+        </w:rPr>
+        <w:t xml:space="preserve">5 Mini)] </w:t>
+      </w:r>
+      <w:r>
+        <w:rPr>
+          <w:rFonts w:ascii="Arial" w:eastAsia="Arial" w:hAnsi="Arial" w:cs="Arial"/>
+          <w:b/>
+          <w:color w:val="000000"/>
+          <w:sz w:val="18"/>
+          <w:highlight w:val="lightGray"/>
+        </w:rPr>
+        <w:t>on</w:t>
+      </w:r>
+      <w:r>
+        <w:rPr>
+          <w:rFonts w:ascii="Arial" w:eastAsia="Arial" w:hAnsi="Arial"/>
+          <w:sz w:val="18"/>
+          <w:highlight w:val="lightGray"/>
+        </w:rPr>
+        <w:t xml:space="preserve"> [8/16/2025]</w:t>
       </w:r>
     </w:p>
     <w:p>
@@ -1462,7 +1621,7 @@
           <w:ilvl w:val="0"/>
           <w:numId w:val="4"/>
         </w:numPr>
-        <w:spacing w:before="240" w:after="240"/>
+        <w:spacing w:before="240" w:after="240" w:line="276" w:lineRule="auto"/>
       </w:pPr>
       <w:r>
         <w:rPr>
@@ -1518,7 +1677,7 @@
     </w:p>
     <w:p>
       <w:r>
-        <w:pict w14:anchorId="7B6CA126">
+        <w:pict w14:anchorId="41CBE5AC">
           <v:rect id="_x0000_i1029" style="width:0;height:1.5pt" o:hralign="center" o:hrstd="t" o:hr="t" fillcolor="#a0a0a0" stroked="f"/>
         </w:pict>
       </w:r>
@@ -1534,7 +1693,6 @@
         <w:rPr>
           <w:rFonts w:ascii="Arial Unicode MS" w:eastAsia="Arial Unicode MS" w:hAnsi="Arial Unicode MS" w:cs="Arial Unicode MS"/>
         </w:rPr>
-        <w:lastRenderedPageBreak/>
         <w:t>✅ In short:</w:t>
       </w:r>
       <w:r>
@@ -1593,7 +1751,7 @@
     </w:p>
     <w:p>
       <w:r>
-        <w:pict w14:anchorId="116F2160">
+        <w:pict w14:anchorId="4636C2B6">
           <v:rect id="_x0000_i1030" style="width:0;height:1.5pt" o:hralign="center" o:hrstd="t" o:hr="t" fillcolor="#a0a0a0" stroked="f"/>
         </w:pict>
       </w:r>
@@ -1609,20 +1767,11 @@
     <w:p>
       <w:pPr>
         <w:pStyle w:val="Heading3"/>
-        <w:rPr>
-          <w:lang w:val="en-US"/>
-        </w:rPr>
-      </w:pPr>
-      <w:r>
-        <w:rPr>
-          <w:lang w:val="en-US"/>
-        </w:rPr>
+      </w:pPr>
+      <w:r>
         <w:t xml:space="preserve">What is </w:t>
       </w:r>
       <w:r>
-        <w:rPr>
-          <w:lang w:val="en-US"/>
-        </w:rPr>
         <w:t>Control Flow Graph (CFG)</w:t>
       </w:r>
     </w:p>
@@ -1636,64 +1785,88 @@
       </w:pPr>
       <w:r>
         <w:rPr>
-          <w:b/>
-          <w:shd w:val="clear" w:color="auto" w:fill="B7B7B7"/>
-        </w:rPr>
-        <w:t># Source</w:t>
-      </w:r>
-      <w:r>
-        <w:rPr>
-          <w:shd w:val="clear" w:color="auto" w:fill="B7B7B7"/>
-        </w:rPr>
-        <w:t xml:space="preserve">: </w:t>
-      </w:r>
-      <w:r>
-        <w:rPr>
-          <w:b/>
-          <w:shd w:val="clear" w:color="auto" w:fill="B7B7B7"/>
-        </w:rPr>
-        <w:t xml:space="preserve">Chatgpt </w:t>
-      </w:r>
-      <w:r>
-        <w:rPr>
-          <w:b/>
-          <w:sz w:val="14"/>
-          <w:szCs w:val="14"/>
-          <w:shd w:val="clear" w:color="auto" w:fill="B7B7B7"/>
-        </w:rPr>
-        <w:t>(GPT</w:t>
-      </w:r>
-      <w:r>
-        <w:rPr>
-          <w:rFonts w:ascii="Cambria Math" w:hAnsi="Cambria Math" w:cs="Cambria Math"/>
-          <w:b/>
-          <w:sz w:val="14"/>
-          <w:szCs w:val="14"/>
-          <w:shd w:val="clear" w:color="auto" w:fill="B7B7B7"/>
+          <w:rFonts w:ascii="Arial" w:eastAsia="Arial" w:hAnsi="Arial" w:cs="Arial"/>
+          <w:b/>
+          <w:color w:val="000000"/>
+          <w:sz w:val="18"/>
+          <w:highlight w:val="lightGray"/>
+        </w:rPr>
+        <w:t># Source: AI Source: Provided by: [Data Path</w:t>
+      </w:r>
+      <w:r>
+        <w:rPr>
+          <w:rFonts w:ascii="Arial" w:eastAsia="Arial" w:hAnsi="Arial" w:cs="Arial"/>
+          <w:color w:val="000000"/>
+          <w:sz w:val="18"/>
+          <w:highlight w:val="lightGray"/>
+        </w:rPr>
+        <w:t xml:space="preserve">: Persons Table -&gt; ID Column: 1, Name_En Column: Motasem Essam] -&gt; </w:t>
+      </w:r>
+      <w:r>
+        <w:rPr>
+          <w:rFonts w:ascii="Arial" w:eastAsia="Arial" w:hAnsi="Arial" w:cs="Arial"/>
+          <w:b/>
+          <w:color w:val="000000"/>
+          <w:sz w:val="18"/>
+          <w:highlight w:val="lightGray"/>
+        </w:rPr>
+        <w:t>From:</w:t>
+      </w:r>
+      <w:r>
+        <w:rPr>
+          <w:rFonts w:ascii="Arial" w:eastAsia="Arial" w:hAnsi="Arial" w:cs="Arial"/>
+          <w:color w:val="000000"/>
+          <w:sz w:val="18"/>
+          <w:highlight w:val="lightGray"/>
+        </w:rPr>
+        <w:t xml:space="preserve"> [Chatgpt (GPT</w:t>
+      </w:r>
+      <w:r>
+        <w:rPr>
+          <w:rFonts w:ascii="Arial" w:eastAsia="Arial" w:hAnsi="Arial" w:cs="Cambria Math"/>
+          <w:color w:val="000000"/>
+          <w:sz w:val="18"/>
+          <w:highlight w:val="lightGray"/>
         </w:rPr>
         <w:t>‑</w:t>
       </w:r>
       <w:r>
         <w:rPr>
-          <w:b/>
-          <w:sz w:val="14"/>
-          <w:szCs w:val="14"/>
-          <w:shd w:val="clear" w:color="auto" w:fill="B7B7B7"/>
-        </w:rPr>
-        <w:t>5 Mini) at [9/13/2025]</w:t>
-      </w:r>
-    </w:p>
-    <w:p>
-      <w:pPr>
-        <w:rPr>
-          <w:rFonts w:ascii="Roboto Mono" w:hAnsi="Roboto Mono"/>
-          <w:lang w:val="en-US"/>
-        </w:rPr>
-      </w:pPr>
-      <w:r>
-        <w:rPr>
-          <w:rFonts w:ascii="Roboto Mono" w:hAnsi="Roboto Mono"/>
-          <w:lang w:val="en-US"/>
+          <w:rFonts w:ascii="Arial" w:eastAsia="Arial" w:hAnsi="Arial" w:cs="Arial"/>
+          <w:color w:val="000000"/>
+          <w:sz w:val="18"/>
+          <w:highlight w:val="lightGray"/>
+        </w:rPr>
+        <w:t xml:space="preserve">5 Mini)] </w:t>
+      </w:r>
+      <w:r>
+        <w:rPr>
+          <w:rFonts w:ascii="Arial" w:eastAsia="Arial" w:hAnsi="Arial" w:cs="Arial"/>
+          <w:b/>
+          <w:color w:val="000000"/>
+          <w:sz w:val="18"/>
+          <w:highlight w:val="lightGray"/>
+        </w:rPr>
+        <w:t>on</w:t>
+      </w:r>
+      <w:r>
+        <w:rPr>
+          <w:rFonts w:ascii="Arial" w:eastAsia="Arial" w:hAnsi="Arial"/>
+          <w:sz w:val="18"/>
+          <w:highlight w:val="lightGray"/>
+        </w:rPr>
+        <w:t xml:space="preserve"> [9/13/2025]</w:t>
+      </w:r>
+    </w:p>
+    <w:p>
+      <w:pPr>
+        <w:rPr>
+          <w:rFonts w:ascii="Roboto Mono" w:hAnsi="Roboto Mono"/>
+        </w:rPr>
+      </w:pPr>
+      <w:r>
+        <w:rPr>
+          <w:rFonts w:ascii="Roboto Mono" w:hAnsi="Roboto Mono"/>
         </w:rPr>
         <w:t xml:space="preserve">A </w:t>
       </w:r>
@@ -1702,14 +1875,12 @@
           <w:rFonts w:ascii="Roboto Mono" w:hAnsi="Roboto Mono"/>
           <w:b/>
           <w:bCs/>
-          <w:lang w:val="en-US"/>
         </w:rPr>
         <w:t>Control Flow Graph (CFG)</w:t>
       </w:r>
       <w:r>
         <w:rPr>
           <w:rFonts w:ascii="Roboto Mono" w:hAnsi="Roboto Mono"/>
-          <w:lang w:val="en-US"/>
         </w:rPr>
         <w:t xml:space="preserve"> is a </w:t>
       </w:r>
@@ -1718,14 +1889,12 @@
           <w:rFonts w:ascii="Roboto Mono" w:hAnsi="Roboto Mono"/>
           <w:b/>
           <w:bCs/>
-          <w:lang w:val="en-US"/>
         </w:rPr>
         <w:t>graphical representation of a program’s control structure</w:t>
       </w:r>
       <w:r>
         <w:rPr>
           <w:rFonts w:ascii="Roboto Mono" w:hAnsi="Roboto Mono"/>
-          <w:lang w:val="en-US"/>
         </w:rPr>
         <w:t>, showing all possible paths that execution can take through the code.</w:t>
       </w:r>
@@ -1734,15 +1903,13 @@
       <w:pPr>
         <w:rPr>
           <w:rFonts w:ascii="Roboto Mono" w:hAnsi="Roboto Mono"/>
-          <w:lang w:val="en-US"/>
-        </w:rPr>
-      </w:pPr>
-      <w:r>
-        <w:rPr>
-          <w:rFonts w:ascii="Roboto Mono" w:hAnsi="Roboto Mono"/>
-          <w:lang w:val="en-US"/>
-        </w:rPr>
-        <w:pict w14:anchorId="6F60148C">
+        </w:rPr>
+      </w:pPr>
+      <w:r>
+        <w:rPr>
+          <w:rFonts w:ascii="Roboto Mono" w:hAnsi="Roboto Mono"/>
+        </w:rPr>
+        <w:pict w14:anchorId="3DD8A80B">
           <v:rect id="_x0000_i1031" style="width:0;height:1.5pt" o:hralign="center" o:hrstd="t" o:hr="t" fillcolor="#a0a0a0" stroked="f"/>
         </w:pict>
       </w:r>
@@ -1750,21 +1917,14 @@
     <w:p>
       <w:pPr>
         <w:pStyle w:val="Heading3"/>
-        <w:rPr>
-          <w:lang w:val="en-US"/>
-        </w:rPr>
       </w:pPr>
       <w:r>
         <w:rPr>
           <w:rFonts w:ascii="Segoe UI Emoji" w:hAnsi="Segoe UI Emoji" w:cs="Segoe UI Emoji"/>
-          <w:lang w:val="en-US"/>
         </w:rPr>
         <w:t>📌</w:t>
       </w:r>
       <w:r>
-        <w:rPr>
-          <w:lang w:val="en-US"/>
-        </w:rPr>
         <w:t xml:space="preserve"> Key Elements</w:t>
       </w:r>
     </w:p>
@@ -1778,51 +1938,77 @@
       </w:pPr>
       <w:r>
         <w:rPr>
-          <w:b/>
-          <w:shd w:val="clear" w:color="auto" w:fill="B7B7B7"/>
-        </w:rPr>
-        <w:t># Source</w:t>
-      </w:r>
-      <w:r>
-        <w:rPr>
-          <w:shd w:val="clear" w:color="auto" w:fill="B7B7B7"/>
-        </w:rPr>
-        <w:t xml:space="preserve">: </w:t>
-      </w:r>
-      <w:r>
-        <w:rPr>
-          <w:b/>
-          <w:shd w:val="clear" w:color="auto" w:fill="B7B7B7"/>
-        </w:rPr>
-        <w:t xml:space="preserve">Chatgpt </w:t>
-      </w:r>
-      <w:r>
-        <w:rPr>
-          <w:b/>
-          <w:sz w:val="14"/>
-          <w:szCs w:val="14"/>
-          <w:shd w:val="clear" w:color="auto" w:fill="B7B7B7"/>
-        </w:rPr>
-        <w:t>(GPT</w:t>
-      </w:r>
-      <w:r>
-        <w:rPr>
-          <w:rFonts w:ascii="Cambria Math" w:hAnsi="Cambria Math" w:cs="Cambria Math"/>
-          <w:b/>
-          <w:sz w:val="14"/>
-          <w:szCs w:val="14"/>
-          <w:shd w:val="clear" w:color="auto" w:fill="B7B7B7"/>
+          <w:rFonts w:ascii="Arial" w:eastAsia="Arial" w:hAnsi="Arial" w:cs="Arial"/>
+          <w:b/>
+          <w:color w:val="000000"/>
+          <w:sz w:val="18"/>
+          <w:highlight w:val="lightGray"/>
+        </w:rPr>
+        <w:t># Source: AI Source: Provided by: [Data Path</w:t>
+      </w:r>
+      <w:r>
+        <w:rPr>
+          <w:rFonts w:ascii="Arial" w:eastAsia="Arial" w:hAnsi="Arial" w:cs="Arial"/>
+          <w:color w:val="000000"/>
+          <w:sz w:val="18"/>
+          <w:highlight w:val="lightGray"/>
+        </w:rPr>
+        <w:t xml:space="preserve">: Persons Table -&gt; ID Column: 1, Name_En Column: Motasem Essam] -&gt; </w:t>
+      </w:r>
+      <w:r>
+        <w:rPr>
+          <w:rFonts w:ascii="Arial" w:eastAsia="Arial" w:hAnsi="Arial" w:cs="Arial"/>
+          <w:b/>
+          <w:color w:val="000000"/>
+          <w:sz w:val="18"/>
+          <w:highlight w:val="lightGray"/>
+        </w:rPr>
+        <w:t>From:</w:t>
+      </w:r>
+      <w:r>
+        <w:rPr>
+          <w:rFonts w:ascii="Arial" w:eastAsia="Arial" w:hAnsi="Arial" w:cs="Arial"/>
+          <w:color w:val="000000"/>
+          <w:sz w:val="18"/>
+          <w:highlight w:val="lightGray"/>
+        </w:rPr>
+        <w:t xml:space="preserve"> [Chatgpt (GPT</w:t>
+      </w:r>
+      <w:r>
+        <w:rPr>
+          <w:rFonts w:ascii="Arial" w:eastAsia="Arial" w:hAnsi="Arial" w:cs="Cambria Math"/>
+          <w:color w:val="000000"/>
+          <w:sz w:val="18"/>
+          <w:highlight w:val="lightGray"/>
         </w:rPr>
         <w:t>‑</w:t>
       </w:r>
       <w:r>
         <w:rPr>
-          <w:b/>
-          <w:sz w:val="14"/>
-          <w:szCs w:val="14"/>
-          <w:shd w:val="clear" w:color="auto" w:fill="B7B7B7"/>
-        </w:rPr>
-        <w:t>5 Mini) at [9/13/2025]</w:t>
+          <w:rFonts w:ascii="Arial" w:eastAsia="Arial" w:hAnsi="Arial" w:cs="Arial"/>
+          <w:color w:val="000000"/>
+          <w:sz w:val="18"/>
+          <w:highlight w:val="lightGray"/>
+        </w:rPr>
+        <w:t xml:space="preserve">5 Mini)] </w:t>
+      </w:r>
+      <w:r>
+        <w:rPr>
+          <w:rFonts w:ascii="Arial" w:eastAsia="Arial" w:hAnsi="Arial" w:cs="Arial"/>
+          <w:b/>
+          <w:color w:val="000000"/>
+          <w:sz w:val="18"/>
+          <w:highlight w:val="lightGray"/>
+        </w:rPr>
+        <w:t>on</w:t>
+      </w:r>
+      <w:r>
+        <w:rPr>
+          <w:rFonts w:ascii="Arial" w:eastAsia="Arial" w:hAnsi="Arial"/>
+          <w:sz w:val="18"/>
+          <w:highlight w:val="lightGray"/>
+        </w:rPr>
+        <w:t xml:space="preserve"> [9/13/2025]</w:t>
       </w:r>
     </w:p>
     <w:p>
@@ -1831,9 +2017,9 @@
           <w:ilvl w:val="0"/>
           <w:numId w:val="6"/>
         </w:numPr>
-        <w:rPr>
-          <w:rFonts w:ascii="Roboto Mono" w:hAnsi="Roboto Mono"/>
-          <w:lang w:val="en-US"/>
+        <w:spacing w:after="0" w:line="276" w:lineRule="auto"/>
+        <w:rPr>
+          <w:rFonts w:ascii="Roboto Mono" w:hAnsi="Roboto Mono"/>
         </w:rPr>
       </w:pPr>
       <w:r>
@@ -1841,27 +2027,21 @@
           <w:rFonts w:ascii="Roboto Mono" w:hAnsi="Roboto Mono"/>
           <w:b/>
           <w:bCs/>
-          <w:lang w:val="en-US"/>
         </w:rPr>
         <w:t>Nodes</w:t>
       </w:r>
       <w:r>
         <w:rPr>
           <w:rFonts w:ascii="Roboto Mono" w:hAnsi="Roboto Mono"/>
-          <w:lang w:val="en-US"/>
         </w:rPr>
         <w:t xml:space="preserve"> </w:t>
       </w:r>
       <w:r>
-        <w:rPr>
-          <w:lang w:val="en-US"/>
-        </w:rPr>
         <w:t>→</w:t>
       </w:r>
       <w:r>
         <w:rPr>
           <w:rFonts w:ascii="Roboto Mono" w:hAnsi="Roboto Mono"/>
-          <w:lang w:val="en-US"/>
         </w:rPr>
         <w:t xml:space="preserve"> Represent </w:t>
       </w:r>
@@ -1870,14 +2050,12 @@
           <w:rFonts w:ascii="Roboto Mono" w:hAnsi="Roboto Mono"/>
           <w:b/>
           <w:bCs/>
-          <w:lang w:val="en-US"/>
         </w:rPr>
         <w:t>program statements or blocks</w:t>
       </w:r>
       <w:r>
         <w:rPr>
           <w:rFonts w:ascii="Roboto Mono" w:hAnsi="Roboto Mono"/>
-          <w:lang w:val="en-US"/>
         </w:rPr>
         <w:t xml:space="preserve"> of code (e.g., assignments, function calls).</w:t>
       </w:r>
@@ -1888,9 +2066,9 @@
           <w:ilvl w:val="0"/>
           <w:numId w:val="6"/>
         </w:numPr>
-        <w:rPr>
-          <w:rFonts w:ascii="Roboto Mono" w:hAnsi="Roboto Mono"/>
-          <w:lang w:val="en-US"/>
+        <w:spacing w:after="0" w:line="276" w:lineRule="auto"/>
+        <w:rPr>
+          <w:rFonts w:ascii="Roboto Mono" w:hAnsi="Roboto Mono"/>
         </w:rPr>
       </w:pPr>
       <w:r>
@@ -1898,27 +2076,21 @@
           <w:rFonts w:ascii="Roboto Mono" w:hAnsi="Roboto Mono"/>
           <w:b/>
           <w:bCs/>
-          <w:lang w:val="en-US"/>
         </w:rPr>
         <w:t>Edges</w:t>
       </w:r>
       <w:r>
         <w:rPr>
           <w:rFonts w:ascii="Roboto Mono" w:hAnsi="Roboto Mono"/>
-          <w:lang w:val="en-US"/>
         </w:rPr>
         <w:t xml:space="preserve"> </w:t>
       </w:r>
       <w:r>
-        <w:rPr>
-          <w:lang w:val="en-US"/>
-        </w:rPr>
         <w:t>→</w:t>
       </w:r>
       <w:r>
         <w:rPr>
           <w:rFonts w:ascii="Roboto Mono" w:hAnsi="Roboto Mono"/>
-          <w:lang w:val="en-US"/>
         </w:rPr>
         <w:t xml:space="preserve"> Represent </w:t>
       </w:r>
@@ -1927,14 +2099,12 @@
           <w:rFonts w:ascii="Roboto Mono" w:hAnsi="Roboto Mono"/>
           <w:b/>
           <w:bCs/>
-          <w:lang w:val="en-US"/>
         </w:rPr>
         <w:t>control flow</w:t>
       </w:r>
       <w:r>
         <w:rPr>
           <w:rFonts w:ascii="Roboto Mono" w:hAnsi="Roboto Mono"/>
-          <w:lang w:val="en-US"/>
         </w:rPr>
         <w:t xml:space="preserve"> (the direction the program execution can take, e.g., after an if condition or loop).</w:t>
       </w:r>
@@ -1945,9 +2115,9 @@
           <w:ilvl w:val="0"/>
           <w:numId w:val="6"/>
         </w:numPr>
-        <w:rPr>
-          <w:rFonts w:ascii="Roboto Mono" w:hAnsi="Roboto Mono"/>
-          <w:lang w:val="en-US"/>
+        <w:spacing w:after="0" w:line="276" w:lineRule="auto"/>
+        <w:rPr>
+          <w:rFonts w:ascii="Roboto Mono" w:hAnsi="Roboto Mono"/>
         </w:rPr>
       </w:pPr>
       <w:r>
@@ -1955,27 +2125,21 @@
           <w:rFonts w:ascii="Roboto Mono" w:hAnsi="Roboto Mono"/>
           <w:b/>
           <w:bCs/>
-          <w:lang w:val="en-US"/>
         </w:rPr>
         <w:t>Entry node</w:t>
       </w:r>
       <w:r>
         <w:rPr>
           <w:rFonts w:ascii="Roboto Mono" w:hAnsi="Roboto Mono"/>
-          <w:lang w:val="en-US"/>
         </w:rPr>
         <w:t xml:space="preserve"> </w:t>
       </w:r>
       <w:r>
-        <w:rPr>
-          <w:lang w:val="en-US"/>
-        </w:rPr>
         <w:t>→</w:t>
       </w:r>
       <w:r>
         <w:rPr>
           <w:rFonts w:ascii="Roboto Mono" w:hAnsi="Roboto Mono"/>
-          <w:lang w:val="en-US"/>
         </w:rPr>
         <w:t xml:space="preserve"> Starting point of execution.</w:t>
       </w:r>
@@ -1986,9 +2150,9 @@
           <w:ilvl w:val="0"/>
           <w:numId w:val="6"/>
         </w:numPr>
-        <w:rPr>
-          <w:rFonts w:ascii="Roboto Mono" w:hAnsi="Roboto Mono"/>
-          <w:lang w:val="en-US"/>
+        <w:spacing w:after="0" w:line="276" w:lineRule="auto"/>
+        <w:rPr>
+          <w:rFonts w:ascii="Roboto Mono" w:hAnsi="Roboto Mono"/>
         </w:rPr>
       </w:pPr>
       <w:r>
@@ -1996,27 +2160,21 @@
           <w:rFonts w:ascii="Roboto Mono" w:hAnsi="Roboto Mono"/>
           <w:b/>
           <w:bCs/>
-          <w:lang w:val="en-US"/>
         </w:rPr>
         <w:t>Exit node</w:t>
       </w:r>
       <w:r>
         <w:rPr>
           <w:rFonts w:ascii="Roboto Mono" w:hAnsi="Roboto Mono"/>
-          <w:lang w:val="en-US"/>
         </w:rPr>
         <w:t xml:space="preserve"> </w:t>
       </w:r>
       <w:r>
-        <w:rPr>
-          <w:lang w:val="en-US"/>
-        </w:rPr>
         <w:t>→</w:t>
       </w:r>
       <w:r>
         <w:rPr>
           <w:rFonts w:ascii="Roboto Mono" w:hAnsi="Roboto Mono"/>
-          <w:lang w:val="en-US"/>
         </w:rPr>
         <w:t xml:space="preserve"> End of execution.</w:t>
       </w:r>
@@ -2025,15 +2183,13 @@
       <w:pPr>
         <w:rPr>
           <w:rFonts w:ascii="Roboto Mono" w:hAnsi="Roboto Mono"/>
-          <w:lang w:val="en-US"/>
-        </w:rPr>
-      </w:pPr>
-      <w:r>
-        <w:rPr>
-          <w:rFonts w:ascii="Roboto Mono" w:hAnsi="Roboto Mono"/>
-          <w:lang w:val="en-US"/>
-        </w:rPr>
-        <w:pict w14:anchorId="5401334C">
+        </w:rPr>
+      </w:pPr>
+      <w:r>
+        <w:rPr>
+          <w:rFonts w:ascii="Roboto Mono" w:hAnsi="Roboto Mono"/>
+        </w:rPr>
+        <w:pict w14:anchorId="3BB3855D">
           <v:rect id="_x0000_i1032" style="width:0;height:1.5pt" o:hralign="center" o:hrstd="t" o:hr="t" fillcolor="#a0a0a0" stroked="f"/>
         </w:pict>
       </w:r>
@@ -2041,21 +2197,14 @@
     <w:p>
       <w:pPr>
         <w:pStyle w:val="Heading3"/>
-        <w:rPr>
-          <w:lang w:val="en-US"/>
-        </w:rPr>
       </w:pPr>
       <w:r>
         <w:rPr>
           <w:rFonts w:ascii="Segoe UI Emoji" w:hAnsi="Segoe UI Emoji" w:cs="Segoe UI Emoji"/>
-          <w:lang w:val="en-US"/>
         </w:rPr>
         <w:t>📊</w:t>
       </w:r>
       <w:r>
-        <w:rPr>
-          <w:lang w:val="en-US"/>
-        </w:rPr>
         <w:t xml:space="preserve"> Example</w:t>
       </w:r>
     </w:p>
@@ -2069,64 +2218,88 @@
       </w:pPr>
       <w:r>
         <w:rPr>
-          <w:b/>
-          <w:shd w:val="clear" w:color="auto" w:fill="B7B7B7"/>
-        </w:rPr>
-        <w:t># Source</w:t>
-      </w:r>
-      <w:r>
-        <w:rPr>
-          <w:shd w:val="clear" w:color="auto" w:fill="B7B7B7"/>
-        </w:rPr>
-        <w:t xml:space="preserve">: </w:t>
-      </w:r>
-      <w:r>
-        <w:rPr>
-          <w:b/>
-          <w:shd w:val="clear" w:color="auto" w:fill="B7B7B7"/>
-        </w:rPr>
-        <w:t xml:space="preserve">Chatgpt </w:t>
-      </w:r>
-      <w:r>
-        <w:rPr>
-          <w:b/>
-          <w:sz w:val="14"/>
-          <w:szCs w:val="14"/>
-          <w:shd w:val="clear" w:color="auto" w:fill="B7B7B7"/>
-        </w:rPr>
-        <w:t>(GPT</w:t>
-      </w:r>
-      <w:r>
-        <w:rPr>
-          <w:rFonts w:ascii="Cambria Math" w:hAnsi="Cambria Math" w:cs="Cambria Math"/>
-          <w:b/>
-          <w:sz w:val="14"/>
-          <w:szCs w:val="14"/>
-          <w:shd w:val="clear" w:color="auto" w:fill="B7B7B7"/>
+          <w:rFonts w:ascii="Arial" w:eastAsia="Arial" w:hAnsi="Arial" w:cs="Arial"/>
+          <w:b/>
+          <w:color w:val="000000"/>
+          <w:sz w:val="18"/>
+          <w:highlight w:val="lightGray"/>
+        </w:rPr>
+        <w:t># Source: AI Source: Provided by: [Data Path</w:t>
+      </w:r>
+      <w:r>
+        <w:rPr>
+          <w:rFonts w:ascii="Arial" w:eastAsia="Arial" w:hAnsi="Arial" w:cs="Arial"/>
+          <w:color w:val="000000"/>
+          <w:sz w:val="18"/>
+          <w:highlight w:val="lightGray"/>
+        </w:rPr>
+        <w:t xml:space="preserve">: Persons Table -&gt; ID Column: 1, Name_En Column: Motasem Essam] -&gt; </w:t>
+      </w:r>
+      <w:r>
+        <w:rPr>
+          <w:rFonts w:ascii="Arial" w:eastAsia="Arial" w:hAnsi="Arial" w:cs="Arial"/>
+          <w:b/>
+          <w:color w:val="000000"/>
+          <w:sz w:val="18"/>
+          <w:highlight w:val="lightGray"/>
+        </w:rPr>
+        <w:t>From:</w:t>
+      </w:r>
+      <w:r>
+        <w:rPr>
+          <w:rFonts w:ascii="Arial" w:eastAsia="Arial" w:hAnsi="Arial" w:cs="Arial"/>
+          <w:color w:val="000000"/>
+          <w:sz w:val="18"/>
+          <w:highlight w:val="lightGray"/>
+        </w:rPr>
+        <w:t xml:space="preserve"> [Chatgpt (GPT</w:t>
+      </w:r>
+      <w:r>
+        <w:rPr>
+          <w:rFonts w:ascii="Arial" w:eastAsia="Arial" w:hAnsi="Arial" w:cs="Cambria Math"/>
+          <w:color w:val="000000"/>
+          <w:sz w:val="18"/>
+          <w:highlight w:val="lightGray"/>
         </w:rPr>
         <w:t>‑</w:t>
       </w:r>
       <w:r>
         <w:rPr>
-          <w:b/>
-          <w:sz w:val="14"/>
-          <w:szCs w:val="14"/>
-          <w:shd w:val="clear" w:color="auto" w:fill="B7B7B7"/>
-        </w:rPr>
-        <w:t>5 Mini) at [9/13/2025]</w:t>
-      </w:r>
-    </w:p>
-    <w:p>
-      <w:pPr>
-        <w:rPr>
-          <w:rFonts w:ascii="Roboto Mono" w:hAnsi="Roboto Mono"/>
-          <w:lang w:val="en-US"/>
-        </w:rPr>
-      </w:pPr>
-      <w:r>
-        <w:rPr>
-          <w:rFonts w:ascii="Roboto Mono" w:hAnsi="Roboto Mono"/>
-          <w:lang w:val="en-US"/>
+          <w:rFonts w:ascii="Arial" w:eastAsia="Arial" w:hAnsi="Arial" w:cs="Arial"/>
+          <w:color w:val="000000"/>
+          <w:sz w:val="18"/>
+          <w:highlight w:val="lightGray"/>
+        </w:rPr>
+        <w:t xml:space="preserve">5 Mini)] </w:t>
+      </w:r>
+      <w:r>
+        <w:rPr>
+          <w:rFonts w:ascii="Arial" w:eastAsia="Arial" w:hAnsi="Arial" w:cs="Arial"/>
+          <w:b/>
+          <w:color w:val="000000"/>
+          <w:sz w:val="18"/>
+          <w:highlight w:val="lightGray"/>
+        </w:rPr>
+        <w:t>on</w:t>
+      </w:r>
+      <w:r>
+        <w:rPr>
+          <w:rFonts w:ascii="Arial" w:eastAsia="Arial" w:hAnsi="Arial"/>
+          <w:sz w:val="18"/>
+          <w:highlight w:val="lightGray"/>
+        </w:rPr>
+        <w:t xml:space="preserve"> [9/13/2025]</w:t>
+      </w:r>
+    </w:p>
+    <w:p>
+      <w:pPr>
+        <w:rPr>
+          <w:rFonts w:ascii="Roboto Mono" w:hAnsi="Roboto Mono"/>
+        </w:rPr>
+      </w:pPr>
+      <w:r>
+        <w:rPr>
+          <w:rFonts w:ascii="Roboto Mono" w:hAnsi="Roboto Mono"/>
         </w:rPr>
         <w:t>Code snippet:</w:t>
       </w:r>
@@ -2135,16 +2308,14 @@
       <w:pPr>
         <w:rPr>
           <w:rFonts w:ascii="Roboto Mono" w:hAnsi="Roboto Mono"/>
-          <w:lang w:val="en-US"/>
         </w:rPr>
       </w:pPr>
       <w:r>
         <w:rPr>
           <w:noProof/>
         </w:rPr>
-        <w:lastRenderedPageBreak/>
         <w:drawing>
-          <wp:inline distT="0" distB="0" distL="0" distR="0" wp14:anchorId="4A002CA4" wp14:editId="03BD6620">
+          <wp:inline distT="0" distB="0" distL="0" distR="0" wp14:anchorId="13C99DA7" wp14:editId="38B1D1D5">
             <wp:extent cx="5943600" cy="1477010"/>
             <wp:effectExtent l="0" t="0" r="0" b="8890"/>
             <wp:docPr id="721854811" name="Picture 1"/>
@@ -2184,13 +2355,11 @@
       <w:pPr>
         <w:rPr>
           <w:rFonts w:ascii="Roboto Mono" w:hAnsi="Roboto Mono"/>
-          <w:lang w:val="en-US"/>
-        </w:rPr>
-      </w:pPr>
-      <w:r>
-        <w:rPr>
-          <w:rFonts w:ascii="Roboto Mono" w:hAnsi="Roboto Mono"/>
-          <w:lang w:val="en-US"/>
+        </w:rPr>
+      </w:pPr>
+      <w:r>
+        <w:rPr>
+          <w:rFonts w:ascii="Roboto Mono" w:hAnsi="Roboto Mono"/>
         </w:rPr>
         <w:t>if (x &gt; 0):</w:t>
       </w:r>
@@ -2199,13 +2368,11 @@
       <w:pPr>
         <w:rPr>
           <w:rFonts w:ascii="Roboto Mono" w:hAnsi="Roboto Mono"/>
-          <w:lang w:val="en-US"/>
-        </w:rPr>
-      </w:pPr>
-      <w:r>
-        <w:rPr>
-          <w:rFonts w:ascii="Roboto Mono" w:hAnsi="Roboto Mono"/>
-          <w:lang w:val="en-US"/>
+        </w:rPr>
+      </w:pPr>
+      <w:r>
+        <w:rPr>
+          <w:rFonts w:ascii="Roboto Mono" w:hAnsi="Roboto Mono"/>
         </w:rPr>
         <w:t xml:space="preserve">    y = 1</w:t>
       </w:r>
@@ -2214,13 +2381,11 @@
       <w:pPr>
         <w:rPr>
           <w:rFonts w:ascii="Roboto Mono" w:hAnsi="Roboto Mono"/>
-          <w:lang w:val="en-US"/>
-        </w:rPr>
-      </w:pPr>
-      <w:r>
-        <w:rPr>
-          <w:rFonts w:ascii="Roboto Mono" w:hAnsi="Roboto Mono"/>
-          <w:lang w:val="en-US"/>
+        </w:rPr>
+      </w:pPr>
+      <w:r>
+        <w:rPr>
+          <w:rFonts w:ascii="Roboto Mono" w:hAnsi="Roboto Mono"/>
         </w:rPr>
         <w:t>else:</w:t>
       </w:r>
@@ -2229,13 +2394,11 @@
       <w:pPr>
         <w:rPr>
           <w:rFonts w:ascii="Roboto Mono" w:hAnsi="Roboto Mono"/>
-          <w:lang w:val="en-US"/>
-        </w:rPr>
-      </w:pPr>
-      <w:r>
-        <w:rPr>
-          <w:rFonts w:ascii="Roboto Mono" w:hAnsi="Roboto Mono"/>
-          <w:lang w:val="en-US"/>
+        </w:rPr>
+      </w:pPr>
+      <w:r>
+        <w:rPr>
+          <w:rFonts w:ascii="Roboto Mono" w:hAnsi="Roboto Mono"/>
         </w:rPr>
         <w:t xml:space="preserve">    y = -1</w:t>
       </w:r>
@@ -2244,13 +2407,11 @@
       <w:pPr>
         <w:rPr>
           <w:rFonts w:ascii="Roboto Mono" w:hAnsi="Roboto Mono"/>
-          <w:lang w:val="en-US"/>
-        </w:rPr>
-      </w:pPr>
-      <w:r>
-        <w:rPr>
-          <w:rFonts w:ascii="Roboto Mono" w:hAnsi="Roboto Mono"/>
-          <w:lang w:val="en-US"/>
+        </w:rPr>
+      </w:pPr>
+      <w:r>
+        <w:rPr>
+          <w:rFonts w:ascii="Roboto Mono" w:hAnsi="Roboto Mono"/>
         </w:rPr>
         <w:t>print(y)</w:t>
       </w:r>
@@ -2259,13 +2420,11 @@
       <w:pPr>
         <w:rPr>
           <w:rFonts w:ascii="Roboto Mono" w:hAnsi="Roboto Mono"/>
-          <w:lang w:val="en-US"/>
-        </w:rPr>
-      </w:pPr>
-      <w:r>
-        <w:rPr>
-          <w:rFonts w:ascii="Roboto Mono" w:hAnsi="Roboto Mono"/>
-          <w:lang w:val="en-US"/>
+        </w:rPr>
+      </w:pPr>
+      <w:r>
+        <w:rPr>
+          <w:rFonts w:ascii="Roboto Mono" w:hAnsi="Roboto Mono"/>
         </w:rPr>
         <w:t>CFG Representation:</w:t>
       </w:r>
@@ -2276,9 +2435,9 @@
           <w:ilvl w:val="0"/>
           <w:numId w:val="7"/>
         </w:numPr>
-        <w:rPr>
-          <w:rFonts w:ascii="Roboto Mono" w:hAnsi="Roboto Mono"/>
-          <w:lang w:val="en-US"/>
+        <w:spacing w:after="0" w:line="276" w:lineRule="auto"/>
+        <w:rPr>
+          <w:rFonts w:ascii="Roboto Mono" w:hAnsi="Roboto Mono"/>
         </w:rPr>
       </w:pPr>
       <w:r>
@@ -2286,14 +2445,12 @@
           <w:rFonts w:ascii="Roboto Mono" w:hAnsi="Roboto Mono"/>
           <w:b/>
           <w:bCs/>
-          <w:lang w:val="en-US"/>
         </w:rPr>
         <w:t>Node 1</w:t>
       </w:r>
       <w:r>
         <w:rPr>
           <w:rFonts w:ascii="Roboto Mono" w:hAnsi="Roboto Mono"/>
-          <w:lang w:val="en-US"/>
         </w:rPr>
         <w:t>: if (x &gt; 0)</w:t>
       </w:r>
@@ -2304,9 +2461,9 @@
           <w:ilvl w:val="0"/>
           <w:numId w:val="7"/>
         </w:numPr>
-        <w:rPr>
-          <w:rFonts w:ascii="Roboto Mono" w:hAnsi="Roboto Mono"/>
-          <w:lang w:val="en-US"/>
+        <w:spacing w:after="0" w:line="276" w:lineRule="auto"/>
+        <w:rPr>
+          <w:rFonts w:ascii="Roboto Mono" w:hAnsi="Roboto Mono"/>
         </w:rPr>
       </w:pPr>
       <w:r>
@@ -2314,14 +2471,12 @@
           <w:rFonts w:ascii="Roboto Mono" w:hAnsi="Roboto Mono"/>
           <w:b/>
           <w:bCs/>
-          <w:lang w:val="en-US"/>
         </w:rPr>
         <w:t>Node 2</w:t>
       </w:r>
       <w:r>
         <w:rPr>
           <w:rFonts w:ascii="Roboto Mono" w:hAnsi="Roboto Mono"/>
-          <w:lang w:val="en-US"/>
         </w:rPr>
         <w:t>: y = 1 (true branch)</w:t>
       </w:r>
@@ -2332,9 +2487,9 @@
           <w:ilvl w:val="0"/>
           <w:numId w:val="7"/>
         </w:numPr>
-        <w:rPr>
-          <w:rFonts w:ascii="Roboto Mono" w:hAnsi="Roboto Mono"/>
-          <w:lang w:val="en-US"/>
+        <w:spacing w:after="0" w:line="276" w:lineRule="auto"/>
+        <w:rPr>
+          <w:rFonts w:ascii="Roboto Mono" w:hAnsi="Roboto Mono"/>
         </w:rPr>
       </w:pPr>
       <w:r>
@@ -2342,14 +2497,12 @@
           <w:rFonts w:ascii="Roboto Mono" w:hAnsi="Roboto Mono"/>
           <w:b/>
           <w:bCs/>
-          <w:lang w:val="en-US"/>
         </w:rPr>
         <w:t>Node 3</w:t>
       </w:r>
       <w:r>
         <w:rPr>
           <w:rFonts w:ascii="Roboto Mono" w:hAnsi="Roboto Mono"/>
-          <w:lang w:val="en-US"/>
         </w:rPr>
         <w:t>: y = -1 (false branch)</w:t>
       </w:r>
@@ -2360,9 +2513,9 @@
           <w:ilvl w:val="0"/>
           <w:numId w:val="7"/>
         </w:numPr>
-        <w:rPr>
-          <w:rFonts w:ascii="Roboto Mono" w:hAnsi="Roboto Mono"/>
-          <w:lang w:val="en-US"/>
+        <w:spacing w:after="0" w:line="276" w:lineRule="auto"/>
+        <w:rPr>
+          <w:rFonts w:ascii="Roboto Mono" w:hAnsi="Roboto Mono"/>
         </w:rPr>
       </w:pPr>
       <w:r>
@@ -2370,14 +2523,12 @@
           <w:rFonts w:ascii="Roboto Mono" w:hAnsi="Roboto Mono"/>
           <w:b/>
           <w:bCs/>
-          <w:lang w:val="en-US"/>
         </w:rPr>
         <w:t>Node 4</w:t>
       </w:r>
       <w:r>
         <w:rPr>
           <w:rFonts w:ascii="Roboto Mono" w:hAnsi="Roboto Mono"/>
-          <w:lang w:val="en-US"/>
         </w:rPr>
         <w:t>: print(y)</w:t>
       </w:r>
@@ -2386,13 +2537,11 @@
       <w:pPr>
         <w:rPr>
           <w:rFonts w:ascii="Roboto Mono" w:hAnsi="Roboto Mono"/>
-          <w:lang w:val="en-US"/>
-        </w:rPr>
-      </w:pPr>
-      <w:r>
-        <w:rPr>
-          <w:rFonts w:ascii="Roboto Mono" w:hAnsi="Roboto Mono"/>
-          <w:lang w:val="en-US"/>
+        </w:rPr>
+      </w:pPr>
+      <w:r>
+        <w:rPr>
+          <w:rFonts w:ascii="Roboto Mono" w:hAnsi="Roboto Mono"/>
         </w:rPr>
         <w:t>Edges:</w:t>
       </w:r>
@@ -2403,41 +2552,32 @@
           <w:ilvl w:val="0"/>
           <w:numId w:val="8"/>
         </w:numPr>
-        <w:rPr>
-          <w:rFonts w:ascii="Roboto Mono" w:hAnsi="Roboto Mono"/>
-          <w:lang w:val="en-US"/>
-        </w:rPr>
-      </w:pPr>
-      <w:r>
-        <w:rPr>
-          <w:rFonts w:ascii="Roboto Mono" w:hAnsi="Roboto Mono"/>
-          <w:lang w:val="en-US"/>
+        <w:spacing w:after="0" w:line="276" w:lineRule="auto"/>
+        <w:rPr>
+          <w:rFonts w:ascii="Roboto Mono" w:hAnsi="Roboto Mono"/>
+        </w:rPr>
+      </w:pPr>
+      <w:r>
+        <w:rPr>
+          <w:rFonts w:ascii="Roboto Mono" w:hAnsi="Roboto Mono"/>
         </w:rPr>
         <w:t xml:space="preserve">1 </w:t>
       </w:r>
       <w:r>
-        <w:rPr>
-          <w:lang w:val="en-US"/>
-        </w:rPr>
         <w:t>→</w:t>
       </w:r>
       <w:r>
         <w:rPr>
           <w:rFonts w:ascii="Roboto Mono" w:hAnsi="Roboto Mono"/>
-          <w:lang w:val="en-US"/>
         </w:rPr>
         <w:t xml:space="preserve"> 2 </w:t>
       </w:r>
       <w:r>
-        <w:rPr>
-          <w:lang w:val="en-US"/>
-        </w:rPr>
         <w:t>→</w:t>
       </w:r>
       <w:r>
         <w:rPr>
           <w:rFonts w:ascii="Roboto Mono" w:hAnsi="Roboto Mono"/>
-          <w:lang w:val="en-US"/>
         </w:rPr>
         <w:t xml:space="preserve"> 4</w:t>
       </w:r>
@@ -2448,41 +2588,32 @@
           <w:ilvl w:val="0"/>
           <w:numId w:val="8"/>
         </w:numPr>
-        <w:rPr>
-          <w:rFonts w:ascii="Roboto Mono" w:hAnsi="Roboto Mono"/>
-          <w:lang w:val="en-US"/>
-        </w:rPr>
-      </w:pPr>
-      <w:r>
-        <w:rPr>
-          <w:rFonts w:ascii="Roboto Mono" w:hAnsi="Roboto Mono"/>
-          <w:lang w:val="en-US"/>
+        <w:spacing w:after="0" w:line="276" w:lineRule="auto"/>
+        <w:rPr>
+          <w:rFonts w:ascii="Roboto Mono" w:hAnsi="Roboto Mono"/>
+        </w:rPr>
+      </w:pPr>
+      <w:r>
+        <w:rPr>
+          <w:rFonts w:ascii="Roboto Mono" w:hAnsi="Roboto Mono"/>
         </w:rPr>
         <w:t xml:space="preserve">1 </w:t>
       </w:r>
       <w:r>
-        <w:rPr>
-          <w:lang w:val="en-US"/>
-        </w:rPr>
         <w:t>→</w:t>
       </w:r>
       <w:r>
         <w:rPr>
           <w:rFonts w:ascii="Roboto Mono" w:hAnsi="Roboto Mono"/>
-          <w:lang w:val="en-US"/>
         </w:rPr>
         <w:t xml:space="preserve"> 3 </w:t>
       </w:r>
       <w:r>
-        <w:rPr>
-          <w:lang w:val="en-US"/>
-        </w:rPr>
         <w:t>→</w:t>
       </w:r>
       <w:r>
         <w:rPr>
           <w:rFonts w:ascii="Roboto Mono" w:hAnsi="Roboto Mono"/>
-          <w:lang w:val="en-US"/>
         </w:rPr>
         <w:t xml:space="preserve"> 4</w:t>
       </w:r>
@@ -2491,15 +2622,13 @@
       <w:pPr>
         <w:rPr>
           <w:rFonts w:ascii="Roboto Mono" w:hAnsi="Roboto Mono"/>
-          <w:lang w:val="en-US"/>
-        </w:rPr>
-      </w:pPr>
-      <w:r>
-        <w:rPr>
-          <w:rFonts w:ascii="Roboto Mono" w:hAnsi="Roboto Mono"/>
-          <w:lang w:val="en-US"/>
-        </w:rPr>
-        <w:pict w14:anchorId="4D19CEF0">
+        </w:rPr>
+      </w:pPr>
+      <w:r>
+        <w:rPr>
+          <w:rFonts w:ascii="Roboto Mono" w:hAnsi="Roboto Mono"/>
+        </w:rPr>
+        <w:pict w14:anchorId="711012AE">
           <v:rect id="_x0000_i1033" style="width:0;height:1.5pt" o:hralign="center" o:hrstd="t" o:hr="t" fillcolor="#a0a0a0" stroked="f"/>
         </w:pict>
       </w:r>
@@ -2507,21 +2636,14 @@
     <w:p>
       <w:pPr>
         <w:pStyle w:val="Heading3"/>
-        <w:rPr>
-          <w:lang w:val="en-US"/>
-        </w:rPr>
       </w:pPr>
       <w:r>
         <w:rPr>
           <w:rFonts w:ascii="Segoe UI Emoji" w:hAnsi="Segoe UI Emoji" w:cs="Segoe UI Emoji"/>
-          <w:lang w:val="en-US"/>
         </w:rPr>
         <w:t>🔹</w:t>
       </w:r>
       <w:r>
-        <w:rPr>
-          <w:lang w:val="en-US"/>
-        </w:rPr>
         <w:t xml:space="preserve"> Why It’s Useful</w:t>
       </w:r>
     </w:p>
@@ -2531,51 +2653,77 @@
       </w:pPr>
       <w:r>
         <w:rPr>
-          <w:b/>
-          <w:shd w:val="clear" w:color="auto" w:fill="B7B7B7"/>
-        </w:rPr>
-        <w:t># Source</w:t>
-      </w:r>
-      <w:r>
-        <w:rPr>
-          <w:shd w:val="clear" w:color="auto" w:fill="B7B7B7"/>
-        </w:rPr>
-        <w:t xml:space="preserve">: </w:t>
-      </w:r>
-      <w:r>
-        <w:rPr>
-          <w:b/>
-          <w:shd w:val="clear" w:color="auto" w:fill="B7B7B7"/>
-        </w:rPr>
-        <w:t xml:space="preserve">Chatgpt </w:t>
-      </w:r>
-      <w:r>
-        <w:rPr>
-          <w:b/>
-          <w:sz w:val="14"/>
-          <w:szCs w:val="14"/>
-          <w:shd w:val="clear" w:color="auto" w:fill="B7B7B7"/>
-        </w:rPr>
-        <w:t>(GPT</w:t>
-      </w:r>
-      <w:r>
-        <w:rPr>
-          <w:rFonts w:ascii="Cambria Math" w:hAnsi="Cambria Math" w:cs="Cambria Math"/>
-          <w:b/>
-          <w:sz w:val="14"/>
-          <w:szCs w:val="14"/>
-          <w:shd w:val="clear" w:color="auto" w:fill="B7B7B7"/>
+          <w:rFonts w:ascii="Arial" w:eastAsia="Arial" w:hAnsi="Arial" w:cs="Arial"/>
+          <w:b/>
+          <w:color w:val="000000"/>
+          <w:sz w:val="18"/>
+          <w:highlight w:val="lightGray"/>
+        </w:rPr>
+        <w:t># Source: AI Source: Provided by: [Data Path</w:t>
+      </w:r>
+      <w:r>
+        <w:rPr>
+          <w:rFonts w:ascii="Arial" w:eastAsia="Arial" w:hAnsi="Arial" w:cs="Arial"/>
+          <w:color w:val="000000"/>
+          <w:sz w:val="18"/>
+          <w:highlight w:val="lightGray"/>
+        </w:rPr>
+        <w:t xml:space="preserve">: Persons Table -&gt; ID Column: 1, Name_En Column: Motasem Essam] -&gt; </w:t>
+      </w:r>
+      <w:r>
+        <w:rPr>
+          <w:rFonts w:ascii="Arial" w:eastAsia="Arial" w:hAnsi="Arial" w:cs="Arial"/>
+          <w:b/>
+          <w:color w:val="000000"/>
+          <w:sz w:val="18"/>
+          <w:highlight w:val="lightGray"/>
+        </w:rPr>
+        <w:t>From:</w:t>
+      </w:r>
+      <w:r>
+        <w:rPr>
+          <w:rFonts w:ascii="Arial" w:eastAsia="Arial" w:hAnsi="Arial" w:cs="Arial"/>
+          <w:color w:val="000000"/>
+          <w:sz w:val="18"/>
+          <w:highlight w:val="lightGray"/>
+        </w:rPr>
+        <w:t xml:space="preserve"> [Chatgpt (GPT</w:t>
+      </w:r>
+      <w:r>
+        <w:rPr>
+          <w:rFonts w:ascii="Arial" w:eastAsia="Arial" w:hAnsi="Arial" w:cs="Cambria Math"/>
+          <w:color w:val="000000"/>
+          <w:sz w:val="18"/>
+          <w:highlight w:val="lightGray"/>
         </w:rPr>
         <w:t>‑</w:t>
       </w:r>
       <w:r>
         <w:rPr>
-          <w:b/>
-          <w:sz w:val="14"/>
-          <w:szCs w:val="14"/>
-          <w:shd w:val="clear" w:color="auto" w:fill="B7B7B7"/>
-        </w:rPr>
-        <w:t>5 Mini) at [9/13/2025]</w:t>
+          <w:rFonts w:ascii="Arial" w:eastAsia="Arial" w:hAnsi="Arial" w:cs="Arial"/>
+          <w:color w:val="000000"/>
+          <w:sz w:val="18"/>
+          <w:highlight w:val="lightGray"/>
+        </w:rPr>
+        <w:t xml:space="preserve">5 Mini)] </w:t>
+      </w:r>
+      <w:r>
+        <w:rPr>
+          <w:rFonts w:ascii="Arial" w:eastAsia="Arial" w:hAnsi="Arial" w:cs="Arial"/>
+          <w:b/>
+          <w:color w:val="000000"/>
+          <w:sz w:val="18"/>
+          <w:highlight w:val="lightGray"/>
+        </w:rPr>
+        <w:t>on</w:t>
+      </w:r>
+      <w:r>
+        <w:rPr>
+          <w:rFonts w:ascii="Arial" w:eastAsia="Arial" w:hAnsi="Arial"/>
+          <w:sz w:val="18"/>
+          <w:highlight w:val="lightGray"/>
+        </w:rPr>
+        <w:t xml:space="preserve"> [9/13/2025]</w:t>
       </w:r>
     </w:p>
     <w:p>
@@ -2584,15 +2732,14 @@
           <w:ilvl w:val="0"/>
           <w:numId w:val="9"/>
         </w:numPr>
-        <w:rPr>
-          <w:rFonts w:ascii="Roboto Mono" w:hAnsi="Roboto Mono"/>
-          <w:lang w:val="en-US"/>
-        </w:rPr>
-      </w:pPr>
-      <w:r>
-        <w:rPr>
-          <w:rFonts w:ascii="Roboto Mono" w:hAnsi="Roboto Mono"/>
-          <w:lang w:val="en-US"/>
+        <w:spacing w:after="0" w:line="276" w:lineRule="auto"/>
+        <w:rPr>
+          <w:rFonts w:ascii="Roboto Mono" w:hAnsi="Roboto Mono"/>
+        </w:rPr>
+      </w:pPr>
+      <w:r>
+        <w:rPr>
+          <w:rFonts w:ascii="Roboto Mono" w:hAnsi="Roboto Mono"/>
         </w:rPr>
         <w:t xml:space="preserve">Helps </w:t>
       </w:r>
@@ -2601,14 +2748,12 @@
           <w:rFonts w:ascii="Roboto Mono" w:hAnsi="Roboto Mono"/>
           <w:b/>
           <w:bCs/>
-          <w:lang w:val="en-US"/>
         </w:rPr>
         <w:t>visualize program logic</w:t>
       </w:r>
       <w:r>
         <w:rPr>
           <w:rFonts w:ascii="Roboto Mono" w:hAnsi="Roboto Mono"/>
-          <w:lang w:val="en-US"/>
         </w:rPr>
         <w:t>.</w:t>
       </w:r>
@@ -2619,15 +2764,14 @@
           <w:ilvl w:val="0"/>
           <w:numId w:val="9"/>
         </w:numPr>
-        <w:rPr>
-          <w:rFonts w:ascii="Roboto Mono" w:hAnsi="Roboto Mono"/>
-          <w:lang w:val="en-US"/>
-        </w:rPr>
-      </w:pPr>
-      <w:r>
-        <w:rPr>
-          <w:rFonts w:ascii="Roboto Mono" w:hAnsi="Roboto Mono"/>
-          <w:lang w:val="en-US"/>
+        <w:spacing w:after="0" w:line="276" w:lineRule="auto"/>
+        <w:rPr>
+          <w:rFonts w:ascii="Roboto Mono" w:hAnsi="Roboto Mono"/>
+        </w:rPr>
+      </w:pPr>
+      <w:r>
+        <w:rPr>
+          <w:rFonts w:ascii="Roboto Mono" w:hAnsi="Roboto Mono"/>
         </w:rPr>
         <w:t xml:space="preserve">Used in </w:t>
       </w:r>
@@ -2636,14 +2780,12 @@
           <w:rFonts w:ascii="Roboto Mono" w:hAnsi="Roboto Mono"/>
           <w:b/>
           <w:bCs/>
-          <w:lang w:val="en-US"/>
         </w:rPr>
         <w:t>white-box testing</w:t>
       </w:r>
       <w:r>
         <w:rPr>
           <w:rFonts w:ascii="Roboto Mono" w:hAnsi="Roboto Mono"/>
-          <w:lang w:val="en-US"/>
         </w:rPr>
         <w:t xml:space="preserve"> (especially statement testing, branch testing, and path testing).</w:t>
       </w:r>
@@ -2654,15 +2796,14 @@
           <w:ilvl w:val="0"/>
           <w:numId w:val="9"/>
         </w:numPr>
-        <w:rPr>
-          <w:rFonts w:ascii="Roboto Mono" w:hAnsi="Roboto Mono"/>
-          <w:lang w:val="en-US"/>
-        </w:rPr>
-      </w:pPr>
-      <w:r>
-        <w:rPr>
-          <w:rFonts w:ascii="Roboto Mono" w:hAnsi="Roboto Mono"/>
-          <w:lang w:val="en-US"/>
+        <w:spacing w:after="0" w:line="276" w:lineRule="auto"/>
+        <w:rPr>
+          <w:rFonts w:ascii="Roboto Mono" w:hAnsi="Roboto Mono"/>
+        </w:rPr>
+      </w:pPr>
+      <w:r>
+        <w:rPr>
+          <w:rFonts w:ascii="Roboto Mono" w:hAnsi="Roboto Mono"/>
         </w:rPr>
         <w:t xml:space="preserve">Supports </w:t>
       </w:r>
@@ -2671,14 +2812,12 @@
           <w:rFonts w:ascii="Roboto Mono" w:hAnsi="Roboto Mono"/>
           <w:b/>
           <w:bCs/>
-          <w:lang w:val="en-US"/>
         </w:rPr>
         <w:t>coverage analysis</w:t>
       </w:r>
       <w:r>
         <w:rPr>
           <w:rFonts w:ascii="Roboto Mono" w:hAnsi="Roboto Mono"/>
-          <w:lang w:val="en-US"/>
         </w:rPr>
         <w:t xml:space="preserve"> by showing which paths/statements are tested.</w:t>
       </w:r>
@@ -2687,15 +2826,13 @@
       <w:pPr>
         <w:rPr>
           <w:rFonts w:ascii="Roboto Mono" w:hAnsi="Roboto Mono"/>
-          <w:lang w:val="en-US"/>
-        </w:rPr>
-      </w:pPr>
-      <w:r>
-        <w:rPr>
-          <w:rFonts w:ascii="Roboto Mono" w:hAnsi="Roboto Mono"/>
-          <w:lang w:val="en-US"/>
-        </w:rPr>
-        <w:pict w14:anchorId="7224AF57">
+        </w:rPr>
+      </w:pPr>
+      <w:r>
+        <w:rPr>
+          <w:rFonts w:ascii="Roboto Mono" w:hAnsi="Roboto Mono"/>
+        </w:rPr>
+        <w:pict w14:anchorId="10A98B82">
           <v:rect id="_x0000_i1034" style="width:0;height:1.5pt" o:hralign="center" o:hrstd="t" o:hr="t" fillcolor="#a0a0a0" stroked="f"/>
         </w:pict>
       </w:r>
@@ -2704,20 +2841,17 @@
       <w:pPr>
         <w:rPr>
           <w:rFonts w:ascii="Roboto Mono" w:hAnsi="Roboto Mono"/>
-          <w:lang w:val="en-US"/>
         </w:rPr>
       </w:pPr>
       <w:r>
         <w:rPr>
           <w:rFonts w:ascii="Segoe UI Emoji" w:hAnsi="Segoe UI Emoji" w:cs="Segoe UI Emoji"/>
-          <w:lang w:val="en-US"/>
         </w:rPr>
         <w:t>👉</w:t>
       </w:r>
       <w:r>
         <w:rPr>
           <w:rFonts w:ascii="Roboto Mono" w:hAnsi="Roboto Mono"/>
-          <w:lang w:val="en-US"/>
         </w:rPr>
         <w:t xml:space="preserve"> In short: a </w:t>
       </w:r>
@@ -2726,14 +2860,12 @@
           <w:rFonts w:ascii="Roboto Mono" w:hAnsi="Roboto Mono"/>
           <w:b/>
           <w:bCs/>
-          <w:lang w:val="en-US"/>
         </w:rPr>
         <w:t>control flow graph</w:t>
       </w:r>
       <w:r>
         <w:rPr>
           <w:rFonts w:ascii="Roboto Mono" w:hAnsi="Roboto Mono"/>
-          <w:lang w:val="en-US"/>
         </w:rPr>
         <w:t xml:space="preserve"> is the </w:t>
       </w:r>
@@ -2742,14 +2874,12 @@
           <w:rFonts w:ascii="Roboto Mono" w:hAnsi="Roboto Mono"/>
           <w:b/>
           <w:bCs/>
-          <w:lang w:val="en-US"/>
         </w:rPr>
         <w:t>map of execution paths</w:t>
       </w:r>
       <w:r>
         <w:rPr>
           <w:rFonts w:ascii="Roboto Mono" w:hAnsi="Roboto Mono"/>
-          <w:lang w:val="en-US"/>
         </w:rPr>
         <w:t xml:space="preserve"> in a program, used to guide systematic test design.</w:t>
       </w:r>
@@ -2758,15 +2888,13 @@
       <w:pPr>
         <w:rPr>
           <w:rFonts w:ascii="Roboto Mono" w:hAnsi="Roboto Mono"/>
-          <w:lang w:val="en-US"/>
-        </w:rPr>
-      </w:pPr>
-    </w:p>
-    <w:p>
-      <w:pPr>
-        <w:rPr>
-          <w:rFonts w:ascii="Roboto Mono" w:hAnsi="Roboto Mono"/>
-          <w:lang w:val="en-US"/>
+        </w:rPr>
+      </w:pPr>
+    </w:p>
+    <w:p>
+      <w:pPr>
+        <w:rPr>
+          <w:rFonts w:ascii="Roboto Mono" w:hAnsi="Roboto Mono"/>
         </w:rPr>
       </w:pPr>
     </w:p>
@@ -2788,66 +2916,89 @@
       </w:pPr>
       <w:r>
         <w:rPr>
-          <w:b/>
-          <w:shd w:val="clear" w:color="auto" w:fill="B7B7B7"/>
-        </w:rPr>
-        <w:t># Source</w:t>
-      </w:r>
-      <w:r>
-        <w:rPr>
-          <w:shd w:val="clear" w:color="auto" w:fill="B7B7B7"/>
-        </w:rPr>
-        <w:t xml:space="preserve">: </w:t>
-      </w:r>
-      <w:r>
-        <w:rPr>
-          <w:b/>
-          <w:shd w:val="clear" w:color="auto" w:fill="B7B7B7"/>
-        </w:rPr>
-        <w:t xml:space="preserve">Chatgpt </w:t>
-      </w:r>
-      <w:r>
-        <w:rPr>
-          <w:b/>
-          <w:sz w:val="14"/>
-          <w:szCs w:val="14"/>
-          <w:shd w:val="clear" w:color="auto" w:fill="B7B7B7"/>
-        </w:rPr>
-        <w:t>(GPT</w:t>
-      </w:r>
-      <w:r>
-        <w:rPr>
-          <w:rFonts w:ascii="Cambria Math" w:hAnsi="Cambria Math" w:cs="Cambria Math"/>
-          <w:b/>
-          <w:sz w:val="14"/>
-          <w:szCs w:val="14"/>
-          <w:shd w:val="clear" w:color="auto" w:fill="B7B7B7"/>
+          <w:rFonts w:ascii="Arial" w:eastAsia="Arial" w:hAnsi="Arial" w:cs="Arial"/>
+          <w:b/>
+          <w:color w:val="000000"/>
+          <w:sz w:val="18"/>
+          <w:highlight w:val="lightGray"/>
+        </w:rPr>
+        <w:t># Source: AI Source: Provided by: [Data Path</w:t>
+      </w:r>
+      <w:r>
+        <w:rPr>
+          <w:rFonts w:ascii="Arial" w:eastAsia="Arial" w:hAnsi="Arial" w:cs="Arial"/>
+          <w:color w:val="000000"/>
+          <w:sz w:val="18"/>
+          <w:highlight w:val="lightGray"/>
+        </w:rPr>
+        <w:t xml:space="preserve">: Persons Table -&gt; ID Column: 1, Name_En Column: Motasem Essam] -&gt; </w:t>
+      </w:r>
+      <w:r>
+        <w:rPr>
+          <w:rFonts w:ascii="Arial" w:eastAsia="Arial" w:hAnsi="Arial" w:cs="Arial"/>
+          <w:b/>
+          <w:color w:val="000000"/>
+          <w:sz w:val="18"/>
+          <w:highlight w:val="lightGray"/>
+        </w:rPr>
+        <w:t>From:</w:t>
+      </w:r>
+      <w:r>
+        <w:rPr>
+          <w:rFonts w:ascii="Arial" w:eastAsia="Arial" w:hAnsi="Arial" w:cs="Arial"/>
+          <w:color w:val="000000"/>
+          <w:sz w:val="18"/>
+          <w:highlight w:val="lightGray"/>
+        </w:rPr>
+        <w:t xml:space="preserve"> [Chatgpt (GPT</w:t>
+      </w:r>
+      <w:r>
+        <w:rPr>
+          <w:rFonts w:ascii="Arial" w:eastAsia="Arial" w:hAnsi="Arial" w:cs="Cambria Math"/>
+          <w:color w:val="000000"/>
+          <w:sz w:val="18"/>
+          <w:highlight w:val="lightGray"/>
         </w:rPr>
         <w:t>‑</w:t>
       </w:r>
       <w:r>
         <w:rPr>
-          <w:b/>
-          <w:sz w:val="14"/>
-          <w:szCs w:val="14"/>
-          <w:shd w:val="clear" w:color="auto" w:fill="B7B7B7"/>
-        </w:rPr>
-        <w:t>5 Mini) at [9/13/2025]</w:t>
-      </w:r>
-    </w:p>
-    <w:p>
-      <w:pPr>
-        <w:rPr>
-          <w:rFonts w:ascii="Roboto Mono" w:hAnsi="Roboto Mono"/>
-          <w:lang w:val="en-US"/>
-        </w:rPr>
-      </w:pPr>
-      <w:r>
-        <w:rPr>
-          <w:rFonts w:ascii="Roboto Mono" w:hAnsi="Roboto Mono"/>
-          <w:lang w:val="en-US"/>
-        </w:rPr>
-        <w:lastRenderedPageBreak/>
+          <w:rFonts w:ascii="Arial" w:eastAsia="Arial" w:hAnsi="Arial" w:cs="Arial"/>
+          <w:color w:val="000000"/>
+          <w:sz w:val="18"/>
+          <w:highlight w:val="lightGray"/>
+        </w:rPr>
+        <w:t xml:space="preserve">5 Mini)] </w:t>
+      </w:r>
+      <w:r>
+        <w:rPr>
+          <w:rFonts w:ascii="Arial" w:eastAsia="Arial" w:hAnsi="Arial" w:cs="Arial"/>
+          <w:b/>
+          <w:color w:val="000000"/>
+          <w:sz w:val="18"/>
+          <w:highlight w:val="lightGray"/>
+        </w:rPr>
+        <w:t>on</w:t>
+      </w:r>
+      <w:r>
+        <w:rPr>
+          <w:rFonts w:ascii="Arial" w:eastAsia="Arial" w:hAnsi="Arial"/>
+          <w:sz w:val="18"/>
+          <w:highlight w:val="lightGray"/>
+        </w:rPr>
+        <w:t xml:space="preserve"> [9/13/2025]</w:t>
+      </w:r>
+    </w:p>
+    <w:p>
+      <w:pPr>
+        <w:rPr>
+          <w:rFonts w:ascii="Roboto Mono" w:hAnsi="Roboto Mono"/>
+        </w:rPr>
+      </w:pPr>
+      <w:r>
+        <w:rPr>
+          <w:rFonts w:ascii="Roboto Mono" w:hAnsi="Roboto Mono"/>
+        </w:rPr>
         <w:t xml:space="preserve">Let’s walk through an example step by step so you see how </w:t>
       </w:r>
       <w:r>
@@ -2855,14 +3006,12 @@
           <w:rFonts w:ascii="Roboto Mono" w:hAnsi="Roboto Mono"/>
           <w:b/>
           <w:bCs/>
-          <w:lang w:val="en-US"/>
         </w:rPr>
         <w:t>Control Flow Graph (CFG)</w:t>
       </w:r>
       <w:r>
         <w:rPr>
           <w:rFonts w:ascii="Roboto Mono" w:hAnsi="Roboto Mono"/>
-          <w:lang w:val="en-US"/>
         </w:rPr>
         <w:t xml:space="preserve"> connects with </w:t>
       </w:r>
@@ -2871,14 +3020,12 @@
           <w:rFonts w:ascii="Roboto Mono" w:hAnsi="Roboto Mono"/>
           <w:b/>
           <w:bCs/>
-          <w:lang w:val="en-US"/>
         </w:rPr>
         <w:t>Statement Coverage</w:t>
       </w:r>
       <w:r>
         <w:rPr>
           <w:rFonts w:ascii="Roboto Mono" w:hAnsi="Roboto Mono"/>
-          <w:lang w:val="en-US"/>
         </w:rPr>
         <w:t xml:space="preserve"> and </w:t>
       </w:r>
@@ -2887,14 +3034,12 @@
           <w:rFonts w:ascii="Roboto Mono" w:hAnsi="Roboto Mono"/>
           <w:b/>
           <w:bCs/>
-          <w:lang w:val="en-US"/>
         </w:rPr>
         <w:t>Branch Coverage</w:t>
       </w:r>
       <w:r>
         <w:rPr>
           <w:rFonts w:ascii="Roboto Mono" w:hAnsi="Roboto Mono"/>
-          <w:lang w:val="en-US"/>
         </w:rPr>
         <w:t>.</w:t>
       </w:r>
@@ -2903,15 +3048,13 @@
       <w:pPr>
         <w:rPr>
           <w:rFonts w:ascii="Roboto Mono" w:hAnsi="Roboto Mono"/>
-          <w:lang w:val="en-US"/>
-        </w:rPr>
-      </w:pPr>
-      <w:r>
-        <w:rPr>
-          <w:rFonts w:ascii="Roboto Mono" w:hAnsi="Roboto Mono"/>
-          <w:lang w:val="en-US"/>
-        </w:rPr>
-        <w:pict w14:anchorId="04679ADD">
+        </w:rPr>
+      </w:pPr>
+      <w:r>
+        <w:rPr>
+          <w:rFonts w:ascii="Roboto Mono" w:hAnsi="Roboto Mono"/>
+        </w:rPr>
+        <w:pict w14:anchorId="5359BC16">
           <v:rect id="_x0000_i1035" style="width:0;height:1.5pt" o:hralign="center" o:hrstd="t" o:hr="t" fillcolor="#a0a0a0" stroked="f"/>
         </w:pict>
       </w:r>
@@ -2922,7 +3065,6 @@
           <w:rFonts w:ascii="Roboto Mono" w:hAnsi="Roboto Mono"/>
           <w:b/>
           <w:bCs/>
-          <w:lang w:val="en-US"/>
         </w:rPr>
       </w:pPr>
       <w:r>
@@ -2930,7 +3072,6 @@
           <w:rFonts w:ascii="Segoe UI Emoji" w:hAnsi="Segoe UI Emoji" w:cs="Segoe UI Emoji"/>
           <w:b/>
           <w:bCs/>
-          <w:lang w:val="en-US"/>
         </w:rPr>
         <w:t>🔹</w:t>
       </w:r>
@@ -2939,7 +3080,6 @@
           <w:rFonts w:ascii="Roboto Mono" w:hAnsi="Roboto Mono"/>
           <w:b/>
           <w:bCs/>
-          <w:lang w:val="en-US"/>
         </w:rPr>
         <w:t xml:space="preserve"> Example Code</w:t>
       </w:r>
@@ -2954,51 +3094,77 @@
       </w:pPr>
       <w:r>
         <w:rPr>
-          <w:b/>
-          <w:shd w:val="clear" w:color="auto" w:fill="B7B7B7"/>
-        </w:rPr>
-        <w:t># Source</w:t>
-      </w:r>
-      <w:r>
-        <w:rPr>
-          <w:shd w:val="clear" w:color="auto" w:fill="B7B7B7"/>
-        </w:rPr>
-        <w:t xml:space="preserve">: </w:t>
-      </w:r>
-      <w:r>
-        <w:rPr>
-          <w:b/>
-          <w:shd w:val="clear" w:color="auto" w:fill="B7B7B7"/>
-        </w:rPr>
-        <w:t xml:space="preserve">Chatgpt </w:t>
-      </w:r>
-      <w:r>
-        <w:rPr>
-          <w:b/>
-          <w:sz w:val="14"/>
-          <w:szCs w:val="14"/>
-          <w:shd w:val="clear" w:color="auto" w:fill="B7B7B7"/>
-        </w:rPr>
-        <w:t>(GPT</w:t>
-      </w:r>
-      <w:r>
-        <w:rPr>
-          <w:rFonts w:ascii="Cambria Math" w:hAnsi="Cambria Math" w:cs="Cambria Math"/>
-          <w:b/>
-          <w:sz w:val="14"/>
-          <w:szCs w:val="14"/>
-          <w:shd w:val="clear" w:color="auto" w:fill="B7B7B7"/>
+          <w:rFonts w:ascii="Arial" w:eastAsia="Arial" w:hAnsi="Arial" w:cs="Arial"/>
+          <w:b/>
+          <w:color w:val="000000"/>
+          <w:sz w:val="18"/>
+          <w:highlight w:val="lightGray"/>
+        </w:rPr>
+        <w:t># Source: AI Source: Provided by: [Data Path</w:t>
+      </w:r>
+      <w:r>
+        <w:rPr>
+          <w:rFonts w:ascii="Arial" w:eastAsia="Arial" w:hAnsi="Arial" w:cs="Arial"/>
+          <w:color w:val="000000"/>
+          <w:sz w:val="18"/>
+          <w:highlight w:val="lightGray"/>
+        </w:rPr>
+        <w:t xml:space="preserve">: Persons Table -&gt; ID Column: 1, Name_En Column: Motasem Essam] -&gt; </w:t>
+      </w:r>
+      <w:r>
+        <w:rPr>
+          <w:rFonts w:ascii="Arial" w:eastAsia="Arial" w:hAnsi="Arial" w:cs="Arial"/>
+          <w:b/>
+          <w:color w:val="000000"/>
+          <w:sz w:val="18"/>
+          <w:highlight w:val="lightGray"/>
+        </w:rPr>
+        <w:t>From:</w:t>
+      </w:r>
+      <w:r>
+        <w:rPr>
+          <w:rFonts w:ascii="Arial" w:eastAsia="Arial" w:hAnsi="Arial" w:cs="Arial"/>
+          <w:color w:val="000000"/>
+          <w:sz w:val="18"/>
+          <w:highlight w:val="lightGray"/>
+        </w:rPr>
+        <w:t xml:space="preserve"> [Chatgpt (GPT</w:t>
+      </w:r>
+      <w:r>
+        <w:rPr>
+          <w:rFonts w:ascii="Arial" w:eastAsia="Arial" w:hAnsi="Arial" w:cs="Cambria Math"/>
+          <w:color w:val="000000"/>
+          <w:sz w:val="18"/>
+          <w:highlight w:val="lightGray"/>
         </w:rPr>
         <w:t>‑</w:t>
       </w:r>
       <w:r>
         <w:rPr>
-          <w:b/>
-          <w:sz w:val="14"/>
-          <w:szCs w:val="14"/>
-          <w:shd w:val="clear" w:color="auto" w:fill="B7B7B7"/>
-        </w:rPr>
-        <w:t>5 Mini) at [9/13/2025]</w:t>
+          <w:rFonts w:ascii="Arial" w:eastAsia="Arial" w:hAnsi="Arial" w:cs="Arial"/>
+          <w:color w:val="000000"/>
+          <w:sz w:val="18"/>
+          <w:highlight w:val="lightGray"/>
+        </w:rPr>
+        <w:t xml:space="preserve">5 Mini)] </w:t>
+      </w:r>
+      <w:r>
+        <w:rPr>
+          <w:rFonts w:ascii="Arial" w:eastAsia="Arial" w:hAnsi="Arial" w:cs="Arial"/>
+          <w:b/>
+          <w:color w:val="000000"/>
+          <w:sz w:val="18"/>
+          <w:highlight w:val="lightGray"/>
+        </w:rPr>
+        <w:t>on</w:t>
+      </w:r>
+      <w:r>
+        <w:rPr>
+          <w:rFonts w:ascii="Arial" w:eastAsia="Arial" w:hAnsi="Arial"/>
+          <w:sz w:val="18"/>
+          <w:highlight w:val="lightGray"/>
+        </w:rPr>
+        <w:t xml:space="preserve"> [9/13/2025]</w:t>
       </w:r>
     </w:p>
     <w:p>
@@ -3014,7 +3180,7 @@
           <w:noProof/>
         </w:rPr>
         <w:drawing>
-          <wp:inline distT="0" distB="0" distL="0" distR="0" wp14:anchorId="1403853C" wp14:editId="661B1DB2">
+          <wp:inline distT="0" distB="0" distL="0" distR="0" wp14:anchorId="18CB9AC5" wp14:editId="55FD287E">
             <wp:extent cx="5943600" cy="1452245"/>
             <wp:effectExtent l="0" t="0" r="0" b="0"/>
             <wp:docPr id="172817166" name="Picture 1"/>
@@ -3054,13 +3220,11 @@
       <w:pPr>
         <w:rPr>
           <w:rFonts w:ascii="Roboto Mono" w:hAnsi="Roboto Mono"/>
-          <w:lang w:val="en-US"/>
-        </w:rPr>
-      </w:pPr>
-      <w:r>
-        <w:rPr>
-          <w:rFonts w:ascii="Roboto Mono" w:hAnsi="Roboto Mono"/>
-          <w:lang w:val="en-US"/>
+        </w:rPr>
+      </w:pPr>
+      <w:r>
+        <w:rPr>
+          <w:rFonts w:ascii="Roboto Mono" w:hAnsi="Roboto Mono"/>
         </w:rPr>
         <w:t>if (x &gt; 0):</w:t>
       </w:r>
@@ -3069,13 +3233,11 @@
       <w:pPr>
         <w:rPr>
           <w:rFonts w:ascii="Roboto Mono" w:hAnsi="Roboto Mono"/>
-          <w:lang w:val="en-US"/>
-        </w:rPr>
-      </w:pPr>
-      <w:r>
-        <w:rPr>
-          <w:rFonts w:ascii="Roboto Mono" w:hAnsi="Roboto Mono"/>
-          <w:lang w:val="en-US"/>
+        </w:rPr>
+      </w:pPr>
+      <w:r>
+        <w:rPr>
+          <w:rFonts w:ascii="Roboto Mono" w:hAnsi="Roboto Mono"/>
         </w:rPr>
         <w:t xml:space="preserve">    y = 1</w:t>
       </w:r>
@@ -3084,13 +3246,11 @@
       <w:pPr>
         <w:rPr>
           <w:rFonts w:ascii="Roboto Mono" w:hAnsi="Roboto Mono"/>
-          <w:lang w:val="en-US"/>
-        </w:rPr>
-      </w:pPr>
-      <w:r>
-        <w:rPr>
-          <w:rFonts w:ascii="Roboto Mono" w:hAnsi="Roboto Mono"/>
-          <w:lang w:val="en-US"/>
+        </w:rPr>
+      </w:pPr>
+      <w:r>
+        <w:rPr>
+          <w:rFonts w:ascii="Roboto Mono" w:hAnsi="Roboto Mono"/>
         </w:rPr>
         <w:t>else:</w:t>
       </w:r>
@@ -3099,13 +3259,11 @@
       <w:pPr>
         <w:rPr>
           <w:rFonts w:ascii="Roboto Mono" w:hAnsi="Roboto Mono"/>
-          <w:lang w:val="en-US"/>
-        </w:rPr>
-      </w:pPr>
-      <w:r>
-        <w:rPr>
-          <w:rFonts w:ascii="Roboto Mono" w:hAnsi="Roboto Mono"/>
-          <w:lang w:val="en-US"/>
+        </w:rPr>
+      </w:pPr>
+      <w:r>
+        <w:rPr>
+          <w:rFonts w:ascii="Roboto Mono" w:hAnsi="Roboto Mono"/>
         </w:rPr>
         <w:t xml:space="preserve">    y = -1</w:t>
       </w:r>
@@ -3114,13 +3272,11 @@
       <w:pPr>
         <w:rPr>
           <w:rFonts w:ascii="Roboto Mono" w:hAnsi="Roboto Mono"/>
-          <w:lang w:val="en-US"/>
-        </w:rPr>
-      </w:pPr>
-      <w:r>
-        <w:rPr>
-          <w:rFonts w:ascii="Roboto Mono" w:hAnsi="Roboto Mono"/>
-          <w:lang w:val="en-US"/>
+        </w:rPr>
+      </w:pPr>
+      <w:r>
+        <w:rPr>
+          <w:rFonts w:ascii="Roboto Mono" w:hAnsi="Roboto Mono"/>
         </w:rPr>
         <w:t>print(y)</w:t>
       </w:r>
@@ -3129,15 +3285,13 @@
       <w:pPr>
         <w:rPr>
           <w:rFonts w:ascii="Roboto Mono" w:hAnsi="Roboto Mono"/>
-          <w:lang w:val="en-US"/>
-        </w:rPr>
-      </w:pPr>
-      <w:r>
-        <w:rPr>
-          <w:rFonts w:ascii="Roboto Mono" w:hAnsi="Roboto Mono"/>
-          <w:lang w:val="en-US"/>
-        </w:rPr>
-        <w:pict w14:anchorId="15ACC650">
+        </w:rPr>
+      </w:pPr>
+      <w:r>
+        <w:rPr>
+          <w:rFonts w:ascii="Roboto Mono" w:hAnsi="Roboto Mono"/>
+        </w:rPr>
+        <w:pict w14:anchorId="34918B3C">
           <v:rect id="_x0000_i1036" style="width:0;height:1.5pt" o:hralign="center" o:hrstd="t" o:hr="t" fillcolor="#a0a0a0" stroked="f"/>
         </w:pict>
       </w:r>
@@ -3148,7 +3302,6 @@
           <w:rFonts w:ascii="Roboto Mono" w:hAnsi="Roboto Mono"/>
           <w:b/>
           <w:bCs/>
-          <w:lang w:val="en-US"/>
         </w:rPr>
       </w:pPr>
       <w:r>
@@ -3156,7 +3309,6 @@
           <w:rFonts w:ascii="Segoe UI Emoji" w:hAnsi="Segoe UI Emoji" w:cs="Segoe UI Emoji"/>
           <w:b/>
           <w:bCs/>
-          <w:lang w:val="en-US"/>
         </w:rPr>
         <w:t>🔹</w:t>
       </w:r>
@@ -3165,7 +3317,6 @@
           <w:rFonts w:ascii="Roboto Mono" w:hAnsi="Roboto Mono"/>
           <w:b/>
           <w:bCs/>
-          <w:lang w:val="en-US"/>
         </w:rPr>
         <w:t xml:space="preserve"> Step 1: Build the Control Flow Graph (CFG)</w:t>
       </w:r>
@@ -3176,9 +3327,9 @@
           <w:ilvl w:val="0"/>
           <w:numId w:val="10"/>
         </w:numPr>
-        <w:rPr>
-          <w:rFonts w:ascii="Roboto Mono" w:hAnsi="Roboto Mono"/>
-          <w:lang w:val="en-US"/>
+        <w:spacing w:after="0" w:line="276" w:lineRule="auto"/>
+        <w:rPr>
+          <w:rFonts w:ascii="Roboto Mono" w:hAnsi="Roboto Mono"/>
         </w:rPr>
       </w:pPr>
       <w:r>
@@ -3186,14 +3337,12 @@
           <w:rFonts w:ascii="Roboto Mono" w:hAnsi="Roboto Mono"/>
           <w:b/>
           <w:bCs/>
-          <w:lang w:val="en-US"/>
         </w:rPr>
         <w:t>Node 1</w:t>
       </w:r>
       <w:r>
         <w:rPr>
           <w:rFonts w:ascii="Roboto Mono" w:hAnsi="Roboto Mono"/>
-          <w:lang w:val="en-US"/>
         </w:rPr>
         <w:t>: if (x &gt; 0)</w:t>
       </w:r>
@@ -3204,9 +3353,9 @@
           <w:ilvl w:val="0"/>
           <w:numId w:val="10"/>
         </w:numPr>
-        <w:rPr>
-          <w:rFonts w:ascii="Roboto Mono" w:hAnsi="Roboto Mono"/>
-          <w:lang w:val="en-US"/>
+        <w:spacing w:after="0" w:line="276" w:lineRule="auto"/>
+        <w:rPr>
+          <w:rFonts w:ascii="Roboto Mono" w:hAnsi="Roboto Mono"/>
         </w:rPr>
       </w:pPr>
       <w:r>
@@ -3214,14 +3363,12 @@
           <w:rFonts w:ascii="Roboto Mono" w:hAnsi="Roboto Mono"/>
           <w:b/>
           <w:bCs/>
-          <w:lang w:val="en-US"/>
         </w:rPr>
         <w:t>Node 2</w:t>
       </w:r>
       <w:r>
         <w:rPr>
           <w:rFonts w:ascii="Roboto Mono" w:hAnsi="Roboto Mono"/>
-          <w:lang w:val="en-US"/>
         </w:rPr>
         <w:t>: y = 1 (true branch)</w:t>
       </w:r>
@@ -3232,9 +3379,9 @@
           <w:ilvl w:val="0"/>
           <w:numId w:val="10"/>
         </w:numPr>
-        <w:rPr>
-          <w:rFonts w:ascii="Roboto Mono" w:hAnsi="Roboto Mono"/>
-          <w:lang w:val="en-US"/>
+        <w:spacing w:after="0" w:line="276" w:lineRule="auto"/>
+        <w:rPr>
+          <w:rFonts w:ascii="Roboto Mono" w:hAnsi="Roboto Mono"/>
         </w:rPr>
       </w:pPr>
       <w:r>
@@ -3242,14 +3389,12 @@
           <w:rFonts w:ascii="Roboto Mono" w:hAnsi="Roboto Mono"/>
           <w:b/>
           <w:bCs/>
-          <w:lang w:val="en-US"/>
         </w:rPr>
         <w:t>Node 3</w:t>
       </w:r>
       <w:r>
         <w:rPr>
           <w:rFonts w:ascii="Roboto Mono" w:hAnsi="Roboto Mono"/>
-          <w:lang w:val="en-US"/>
         </w:rPr>
         <w:t>: y = -1 (false branch)</w:t>
       </w:r>
@@ -3260,9 +3405,9 @@
           <w:ilvl w:val="0"/>
           <w:numId w:val="10"/>
         </w:numPr>
-        <w:rPr>
-          <w:rFonts w:ascii="Roboto Mono" w:hAnsi="Roboto Mono"/>
-          <w:lang w:val="en-US"/>
+        <w:spacing w:after="0" w:line="276" w:lineRule="auto"/>
+        <w:rPr>
+          <w:rFonts w:ascii="Roboto Mono" w:hAnsi="Roboto Mono"/>
         </w:rPr>
       </w:pPr>
       <w:r>
@@ -3270,14 +3415,12 @@
           <w:rFonts w:ascii="Roboto Mono" w:hAnsi="Roboto Mono"/>
           <w:b/>
           <w:bCs/>
-          <w:lang w:val="en-US"/>
         </w:rPr>
         <w:t>Node 4</w:t>
       </w:r>
       <w:r>
         <w:rPr>
           <w:rFonts w:ascii="Roboto Mono" w:hAnsi="Roboto Mono"/>
-          <w:lang w:val="en-US"/>
         </w:rPr>
         <w:t>: print(y)</w:t>
       </w:r>
@@ -3286,7 +3429,6 @@
       <w:pPr>
         <w:rPr>
           <w:rFonts w:ascii="Roboto Mono" w:hAnsi="Roboto Mono"/>
-          <w:lang w:val="en-US"/>
         </w:rPr>
       </w:pPr>
       <w:r>
@@ -3294,7 +3436,6 @@
           <w:rFonts w:ascii="Roboto Mono" w:hAnsi="Roboto Mono"/>
           <w:b/>
           <w:bCs/>
-          <w:lang w:val="en-US"/>
         </w:rPr>
         <w:t>Edges:</w:t>
       </w:r>
@@ -3305,41 +3446,32 @@
           <w:ilvl w:val="0"/>
           <w:numId w:val="11"/>
         </w:numPr>
-        <w:rPr>
-          <w:rFonts w:ascii="Roboto Mono" w:hAnsi="Roboto Mono"/>
-          <w:lang w:val="en-US"/>
-        </w:rPr>
-      </w:pPr>
-      <w:r>
-        <w:rPr>
-          <w:rFonts w:ascii="Roboto Mono" w:hAnsi="Roboto Mono"/>
-          <w:lang w:val="en-US"/>
+        <w:spacing w:after="0" w:line="276" w:lineRule="auto"/>
+        <w:rPr>
+          <w:rFonts w:ascii="Roboto Mono" w:hAnsi="Roboto Mono"/>
+        </w:rPr>
+      </w:pPr>
+      <w:r>
+        <w:rPr>
+          <w:rFonts w:ascii="Roboto Mono" w:hAnsi="Roboto Mono"/>
         </w:rPr>
         <w:t xml:space="preserve">1 </w:t>
       </w:r>
       <w:r>
-        <w:rPr>
-          <w:lang w:val="en-US"/>
-        </w:rPr>
         <w:t>→</w:t>
       </w:r>
       <w:r>
         <w:rPr>
           <w:rFonts w:ascii="Roboto Mono" w:hAnsi="Roboto Mono"/>
-          <w:lang w:val="en-US"/>
         </w:rPr>
         <w:t xml:space="preserve"> 2 </w:t>
       </w:r>
       <w:r>
-        <w:rPr>
-          <w:lang w:val="en-US"/>
-        </w:rPr>
         <w:t>→</w:t>
       </w:r>
       <w:r>
         <w:rPr>
           <w:rFonts w:ascii="Roboto Mono" w:hAnsi="Roboto Mono"/>
-          <w:lang w:val="en-US"/>
         </w:rPr>
         <w:t xml:space="preserve"> 4</w:t>
       </w:r>
@@ -3350,41 +3482,32 @@
           <w:ilvl w:val="0"/>
           <w:numId w:val="11"/>
         </w:numPr>
-        <w:rPr>
-          <w:rFonts w:ascii="Roboto Mono" w:hAnsi="Roboto Mono"/>
-          <w:lang w:val="en-US"/>
-        </w:rPr>
-      </w:pPr>
-      <w:r>
-        <w:rPr>
-          <w:rFonts w:ascii="Roboto Mono" w:hAnsi="Roboto Mono"/>
-          <w:lang w:val="en-US"/>
+        <w:spacing w:after="0" w:line="276" w:lineRule="auto"/>
+        <w:rPr>
+          <w:rFonts w:ascii="Roboto Mono" w:hAnsi="Roboto Mono"/>
+        </w:rPr>
+      </w:pPr>
+      <w:r>
+        <w:rPr>
+          <w:rFonts w:ascii="Roboto Mono" w:hAnsi="Roboto Mono"/>
         </w:rPr>
         <w:t xml:space="preserve">1 </w:t>
       </w:r>
       <w:r>
-        <w:rPr>
-          <w:lang w:val="en-US"/>
-        </w:rPr>
         <w:t>→</w:t>
       </w:r>
       <w:r>
         <w:rPr>
           <w:rFonts w:ascii="Roboto Mono" w:hAnsi="Roboto Mono"/>
-          <w:lang w:val="en-US"/>
         </w:rPr>
         <w:t xml:space="preserve"> 3 </w:t>
       </w:r>
       <w:r>
-        <w:rPr>
-          <w:lang w:val="en-US"/>
-        </w:rPr>
         <w:t>→</w:t>
       </w:r>
       <w:r>
         <w:rPr>
           <w:rFonts w:ascii="Roboto Mono" w:hAnsi="Roboto Mono"/>
-          <w:lang w:val="en-US"/>
         </w:rPr>
         <w:t xml:space="preserve"> 4</w:t>
       </w:r>
@@ -3393,15 +3516,13 @@
       <w:pPr>
         <w:rPr>
           <w:rFonts w:ascii="Roboto Mono" w:hAnsi="Roboto Mono"/>
-          <w:lang w:val="en-US"/>
-        </w:rPr>
-      </w:pPr>
-      <w:r>
-        <w:rPr>
-          <w:rFonts w:ascii="Roboto Mono" w:hAnsi="Roboto Mono"/>
-          <w:lang w:val="en-US"/>
-        </w:rPr>
-        <w:pict w14:anchorId="20409D1E">
+        </w:rPr>
+      </w:pPr>
+      <w:r>
+        <w:rPr>
+          <w:rFonts w:ascii="Roboto Mono" w:hAnsi="Roboto Mono"/>
+        </w:rPr>
+        <w:pict w14:anchorId="4E973E35">
           <v:rect id="_x0000_i1037" style="width:0;height:1.5pt" o:hralign="center" o:hrstd="t" o:hr="t" fillcolor="#a0a0a0" stroked="f"/>
         </w:pict>
       </w:r>
@@ -3412,7 +3533,6 @@
           <w:rFonts w:ascii="Roboto Mono" w:hAnsi="Roboto Mono"/>
           <w:b/>
           <w:bCs/>
-          <w:lang w:val="en-US"/>
         </w:rPr>
       </w:pPr>
       <w:r>
@@ -3420,7 +3540,6 @@
           <w:rFonts w:ascii="Segoe UI Emoji" w:hAnsi="Segoe UI Emoji" w:cs="Segoe UI Emoji"/>
           <w:b/>
           <w:bCs/>
-          <w:lang w:val="en-US"/>
         </w:rPr>
         <w:t>🔹</w:t>
       </w:r>
@@ -3429,7 +3548,6 @@
           <w:rFonts w:ascii="Roboto Mono" w:hAnsi="Roboto Mono"/>
           <w:b/>
           <w:bCs/>
-          <w:lang w:val="en-US"/>
         </w:rPr>
         <w:t xml:space="preserve"> Step 2: Statement Coverage</w:t>
       </w:r>
@@ -3438,7 +3556,6 @@
       <w:pPr>
         <w:rPr>
           <w:rFonts w:ascii="Roboto Mono" w:hAnsi="Roboto Mono"/>
-          <w:lang w:val="en-US"/>
         </w:rPr>
       </w:pPr>
       <w:r>
@@ -3446,14 +3563,12 @@
           <w:rFonts w:ascii="Roboto Mono" w:hAnsi="Roboto Mono"/>
           <w:b/>
           <w:bCs/>
-          <w:lang w:val="en-US"/>
         </w:rPr>
         <w:t>Goal:</w:t>
       </w:r>
       <w:r>
         <w:rPr>
           <w:rFonts w:ascii="Roboto Mono" w:hAnsi="Roboto Mono"/>
-          <w:lang w:val="en-US"/>
         </w:rPr>
         <w:t xml:space="preserve"> Execute </w:t>
       </w:r>
@@ -3462,14 +3577,12 @@
           <w:rFonts w:ascii="Roboto Mono" w:hAnsi="Roboto Mono"/>
           <w:b/>
           <w:bCs/>
-          <w:lang w:val="en-US"/>
         </w:rPr>
         <w:t>all statements</w:t>
       </w:r>
       <w:r>
         <w:rPr>
           <w:rFonts w:ascii="Roboto Mono" w:hAnsi="Roboto Mono"/>
-          <w:lang w:val="en-US"/>
         </w:rPr>
         <w:t xml:space="preserve"> at least once.</w:t>
       </w:r>
@@ -3480,67 +3593,50 @@
           <w:ilvl w:val="0"/>
           <w:numId w:val="12"/>
         </w:numPr>
-        <w:rPr>
-          <w:rFonts w:ascii="Roboto Mono" w:hAnsi="Roboto Mono"/>
-          <w:lang w:val="en-US"/>
-        </w:rPr>
-      </w:pPr>
-      <w:r>
-        <w:rPr>
-          <w:rFonts w:ascii="Roboto Mono" w:hAnsi="Roboto Mono"/>
-          <w:lang w:val="en-US"/>
+        <w:spacing w:after="0" w:line="276" w:lineRule="auto"/>
+        <w:rPr>
+          <w:rFonts w:ascii="Roboto Mono" w:hAnsi="Roboto Mono"/>
+        </w:rPr>
+      </w:pPr>
+      <w:r>
+        <w:rPr>
+          <w:rFonts w:ascii="Roboto Mono" w:hAnsi="Roboto Mono"/>
         </w:rPr>
         <w:t xml:space="preserve">Test Case A: x = 5 </w:t>
       </w:r>
       <w:r>
-        <w:rPr>
-          <w:lang w:val="en-US"/>
-        </w:rPr>
         <w:t>→</w:t>
       </w:r>
       <w:r>
         <w:rPr>
           <w:rFonts w:ascii="Roboto Mono" w:hAnsi="Roboto Mono"/>
-          <w:lang w:val="en-US"/>
         </w:rPr>
         <w:t xml:space="preserve"> Path: 1 </w:t>
       </w:r>
       <w:r>
-        <w:rPr>
-          <w:lang w:val="en-US"/>
-        </w:rPr>
         <w:t>→</w:t>
       </w:r>
       <w:r>
         <w:rPr>
           <w:rFonts w:ascii="Roboto Mono" w:hAnsi="Roboto Mono"/>
-          <w:lang w:val="en-US"/>
         </w:rPr>
         <w:t xml:space="preserve"> 2 </w:t>
       </w:r>
       <w:r>
-        <w:rPr>
-          <w:lang w:val="en-US"/>
-        </w:rPr>
         <w:t>→</w:t>
       </w:r>
       <w:r>
         <w:rPr>
           <w:rFonts w:ascii="Roboto Mono" w:hAnsi="Roboto Mono"/>
-          <w:lang w:val="en-US"/>
         </w:rPr>
         <w:t xml:space="preserve"> 4 </w:t>
       </w:r>
       <w:r>
-        <w:rPr>
-          <w:lang w:val="en-US"/>
-        </w:rPr>
         <w:t>→</w:t>
       </w:r>
       <w:r>
         <w:rPr>
           <w:rFonts w:ascii="Roboto Mono" w:hAnsi="Roboto Mono"/>
-          <w:lang w:val="en-US"/>
         </w:rPr>
         <w:t xml:space="preserve"> Executes </w:t>
       </w:r>
@@ -3549,7 +3645,6 @@
           <w:rFonts w:ascii="Roboto Mono" w:hAnsi="Roboto Mono"/>
           <w:b/>
           <w:bCs/>
-          <w:lang w:val="en-US"/>
         </w:rPr>
         <w:t>Node 1, 2, 4</w:t>
       </w:r>
@@ -3560,15 +3655,14 @@
           <w:ilvl w:val="0"/>
           <w:numId w:val="12"/>
         </w:numPr>
-        <w:rPr>
-          <w:rFonts w:ascii="Roboto Mono" w:hAnsi="Roboto Mono"/>
-          <w:lang w:val="en-US"/>
-        </w:rPr>
-      </w:pPr>
-      <w:r>
-        <w:rPr>
-          <w:rFonts w:ascii="Roboto Mono" w:hAnsi="Roboto Mono"/>
-          <w:lang w:val="en-US"/>
+        <w:spacing w:after="0" w:line="276" w:lineRule="auto"/>
+        <w:rPr>
+          <w:rFonts w:ascii="Roboto Mono" w:hAnsi="Roboto Mono"/>
+        </w:rPr>
+      </w:pPr>
+      <w:r>
+        <w:rPr>
+          <w:rFonts w:ascii="Roboto Mono" w:hAnsi="Roboto Mono"/>
         </w:rPr>
         <w:t>But Node 3 is missed.</w:t>
       </w:r>
@@ -3577,13 +3671,11 @@
       <w:pPr>
         <w:rPr>
           <w:rFonts w:ascii="Roboto Mono" w:hAnsi="Roboto Mono"/>
-          <w:lang w:val="en-US"/>
-        </w:rPr>
-      </w:pPr>
-      <w:r>
-        <w:rPr>
-          <w:rFonts w:ascii="Roboto Mono" w:hAnsi="Roboto Mono"/>
-          <w:lang w:val="en-US"/>
+        </w:rPr>
+      </w:pPr>
+      <w:r>
+        <w:rPr>
+          <w:rFonts w:ascii="Roboto Mono" w:hAnsi="Roboto Mono"/>
         </w:rPr>
         <w:t xml:space="preserve">Coverage = 3/4 = </w:t>
       </w:r>
@@ -3592,7 +3684,6 @@
           <w:rFonts w:ascii="Roboto Mono" w:hAnsi="Roboto Mono"/>
           <w:b/>
           <w:bCs/>
-          <w:lang w:val="en-US"/>
         </w:rPr>
         <w:t>75%</w:t>
       </w:r>
@@ -3601,13 +3692,11 @@
       <w:pPr>
         <w:rPr>
           <w:rFonts w:ascii="Roboto Mono" w:hAnsi="Roboto Mono"/>
-          <w:lang w:val="en-US"/>
-        </w:rPr>
-      </w:pPr>
-      <w:r>
-        <w:rPr>
-          <w:rFonts w:ascii="Roboto Mono" w:hAnsi="Roboto Mono"/>
-          <w:lang w:val="en-US"/>
+        </w:rPr>
+      </w:pPr>
+      <w:r>
+        <w:rPr>
+          <w:rFonts w:ascii="Roboto Mono" w:hAnsi="Roboto Mono"/>
         </w:rPr>
         <w:t>To reach 100%, add another test:</w:t>
       </w:r>
@@ -3618,67 +3707,50 @@
           <w:ilvl w:val="0"/>
           <w:numId w:val="13"/>
         </w:numPr>
-        <w:rPr>
-          <w:rFonts w:ascii="Roboto Mono" w:hAnsi="Roboto Mono"/>
-          <w:lang w:val="en-US"/>
-        </w:rPr>
-      </w:pPr>
-      <w:r>
-        <w:rPr>
-          <w:rFonts w:ascii="Roboto Mono" w:hAnsi="Roboto Mono"/>
-          <w:lang w:val="en-US"/>
+        <w:spacing w:after="0" w:line="276" w:lineRule="auto"/>
+        <w:rPr>
+          <w:rFonts w:ascii="Roboto Mono" w:hAnsi="Roboto Mono"/>
+        </w:rPr>
+      </w:pPr>
+      <w:r>
+        <w:rPr>
+          <w:rFonts w:ascii="Roboto Mono" w:hAnsi="Roboto Mono"/>
         </w:rPr>
         <w:t xml:space="preserve">Test Case B: x = -5 </w:t>
       </w:r>
       <w:r>
-        <w:rPr>
-          <w:lang w:val="en-US"/>
-        </w:rPr>
         <w:t>→</w:t>
       </w:r>
       <w:r>
         <w:rPr>
           <w:rFonts w:ascii="Roboto Mono" w:hAnsi="Roboto Mono"/>
-          <w:lang w:val="en-US"/>
         </w:rPr>
         <w:t xml:space="preserve"> Path: 1 </w:t>
       </w:r>
       <w:r>
-        <w:rPr>
-          <w:lang w:val="en-US"/>
-        </w:rPr>
         <w:t>→</w:t>
       </w:r>
       <w:r>
         <w:rPr>
           <w:rFonts w:ascii="Roboto Mono" w:hAnsi="Roboto Mono"/>
-          <w:lang w:val="en-US"/>
         </w:rPr>
         <w:t xml:space="preserve"> 3 </w:t>
       </w:r>
       <w:r>
-        <w:rPr>
-          <w:lang w:val="en-US"/>
-        </w:rPr>
         <w:t>→</w:t>
       </w:r>
       <w:r>
         <w:rPr>
           <w:rFonts w:ascii="Roboto Mono" w:hAnsi="Roboto Mono"/>
-          <w:lang w:val="en-US"/>
         </w:rPr>
         <w:t xml:space="preserve"> 4 </w:t>
       </w:r>
       <w:r>
-        <w:rPr>
-          <w:lang w:val="en-US"/>
-        </w:rPr>
         <w:t>→</w:t>
       </w:r>
       <w:r>
         <w:rPr>
           <w:rFonts w:ascii="Roboto Mono" w:hAnsi="Roboto Mono"/>
-          <w:lang w:val="en-US"/>
         </w:rPr>
         <w:t xml:space="preserve"> Executes </w:t>
       </w:r>
@@ -3687,7 +3759,6 @@
           <w:rFonts w:ascii="Roboto Mono" w:hAnsi="Roboto Mono"/>
           <w:b/>
           <w:bCs/>
-          <w:lang w:val="en-US"/>
         </w:rPr>
         <w:t>Node 1, 3, 4</w:t>
       </w:r>
@@ -3696,20 +3767,17 @@
       <w:pPr>
         <w:rPr>
           <w:rFonts w:ascii="Roboto Mono" w:hAnsi="Roboto Mono"/>
-          <w:lang w:val="en-US"/>
-        </w:rPr>
-      </w:pPr>
-      <w:r>
-        <w:rPr>
-          <w:rFonts w:ascii="Roboto Mono" w:hAnsi="Roboto Mono"/>
-          <w:lang w:val="en-US"/>
+        </w:rPr>
+      </w:pPr>
+      <w:r>
+        <w:rPr>
+          <w:rFonts w:ascii="Roboto Mono" w:hAnsi="Roboto Mono"/>
         </w:rPr>
         <w:t>Now all statements (1, 2, 3, 4) are covered.</w:t>
       </w:r>
       <w:r>
         <w:rPr>
           <w:rFonts w:ascii="Roboto Mono" w:hAnsi="Roboto Mono"/>
-          <w:lang w:val="en-US"/>
         </w:rPr>
         <w:br/>
         <w:t xml:space="preserve">Coverage = 4/4 = </w:t>
@@ -3719,21 +3787,18 @@
           <w:rFonts w:ascii="Roboto Mono" w:hAnsi="Roboto Mono"/>
           <w:b/>
           <w:bCs/>
-          <w:lang w:val="en-US"/>
         </w:rPr>
         <w:t>100%</w:t>
       </w:r>
       <w:r>
         <w:rPr>
           <w:rFonts w:ascii="Roboto Mono" w:hAnsi="Roboto Mono"/>
-          <w:lang w:val="en-US"/>
         </w:rPr>
         <w:t xml:space="preserve"> </w:t>
       </w:r>
       <w:r>
         <w:rPr>
           <w:rFonts w:ascii="Segoe UI Emoji" w:hAnsi="Segoe UI Emoji" w:cs="Segoe UI Emoji"/>
-          <w:lang w:val="en-US"/>
         </w:rPr>
         <w:t>✅</w:t>
       </w:r>
@@ -3742,15 +3807,13 @@
       <w:pPr>
         <w:rPr>
           <w:rFonts w:ascii="Roboto Mono" w:hAnsi="Roboto Mono"/>
-          <w:lang w:val="en-US"/>
-        </w:rPr>
-      </w:pPr>
-      <w:r>
-        <w:rPr>
-          <w:rFonts w:ascii="Roboto Mono" w:hAnsi="Roboto Mono"/>
-          <w:lang w:val="en-US"/>
-        </w:rPr>
-        <w:pict w14:anchorId="69D84842">
+        </w:rPr>
+      </w:pPr>
+      <w:r>
+        <w:rPr>
+          <w:rFonts w:ascii="Roboto Mono" w:hAnsi="Roboto Mono"/>
+        </w:rPr>
+        <w:pict w14:anchorId="1B3A670D">
           <v:rect id="_x0000_i1038" style="width:0;height:1.5pt" o:hralign="center" o:hrstd="t" o:hr="t" fillcolor="#a0a0a0" stroked="f"/>
         </w:pict>
       </w:r>
@@ -3761,7 +3824,6 @@
           <w:rFonts w:ascii="Roboto Mono" w:hAnsi="Roboto Mono"/>
           <w:b/>
           <w:bCs/>
-          <w:lang w:val="en-US"/>
         </w:rPr>
       </w:pPr>
       <w:r>
@@ -3769,9 +3831,7 @@
           <w:rFonts w:ascii="Segoe UI Emoji" w:hAnsi="Segoe UI Emoji" w:cs="Segoe UI Emoji"/>
           <w:b/>
           <w:bCs/>
-          <w:lang w:val="en-US"/>
-        </w:rPr>
-        <w:lastRenderedPageBreak/>
+        </w:rPr>
         <w:t>🔹</w:t>
       </w:r>
       <w:r>
@@ -3779,7 +3839,6 @@
           <w:rFonts w:ascii="Roboto Mono" w:hAnsi="Roboto Mono"/>
           <w:b/>
           <w:bCs/>
-          <w:lang w:val="en-US"/>
         </w:rPr>
         <w:t xml:space="preserve"> Step 3: Branch Coverage</w:t>
       </w:r>
@@ -3788,7 +3847,6 @@
       <w:pPr>
         <w:rPr>
           <w:rFonts w:ascii="Roboto Mono" w:hAnsi="Roboto Mono"/>
-          <w:lang w:val="en-US"/>
         </w:rPr>
       </w:pPr>
       <w:r>
@@ -3796,14 +3854,12 @@
           <w:rFonts w:ascii="Roboto Mono" w:hAnsi="Roboto Mono"/>
           <w:b/>
           <w:bCs/>
-          <w:lang w:val="en-US"/>
         </w:rPr>
         <w:t>Goal:</w:t>
       </w:r>
       <w:r>
         <w:rPr>
           <w:rFonts w:ascii="Roboto Mono" w:hAnsi="Roboto Mono"/>
-          <w:lang w:val="en-US"/>
         </w:rPr>
         <w:t xml:space="preserve"> Execute </w:t>
       </w:r>
@@ -3812,14 +3868,12 @@
           <w:rFonts w:ascii="Roboto Mono" w:hAnsi="Roboto Mono"/>
           <w:b/>
           <w:bCs/>
-          <w:lang w:val="en-US"/>
         </w:rPr>
         <w:t>all edges (true/false outcomes of decisions)</w:t>
       </w:r>
       <w:r>
         <w:rPr>
           <w:rFonts w:ascii="Roboto Mono" w:hAnsi="Roboto Mono"/>
-          <w:lang w:val="en-US"/>
         </w:rPr>
         <w:t>.</w:t>
       </w:r>
@@ -3830,28 +3884,23 @@
           <w:ilvl w:val="0"/>
           <w:numId w:val="14"/>
         </w:numPr>
-        <w:rPr>
-          <w:rFonts w:ascii="Roboto Mono" w:hAnsi="Roboto Mono"/>
-          <w:lang w:val="en-US"/>
-        </w:rPr>
-      </w:pPr>
-      <w:r>
-        <w:rPr>
-          <w:rFonts w:ascii="Roboto Mono" w:hAnsi="Roboto Mono"/>
-          <w:lang w:val="en-US"/>
+        <w:spacing w:after="0" w:line="276" w:lineRule="auto"/>
+        <w:rPr>
+          <w:rFonts w:ascii="Roboto Mono" w:hAnsi="Roboto Mono"/>
+        </w:rPr>
+      </w:pPr>
+      <w:r>
+        <w:rPr>
+          <w:rFonts w:ascii="Roboto Mono" w:hAnsi="Roboto Mono"/>
         </w:rPr>
         <w:t xml:space="preserve">From Node 1 (if x &gt; 0) </w:t>
       </w:r>
       <w:r>
-        <w:rPr>
-          <w:lang w:val="en-US"/>
-        </w:rPr>
         <w:t>→</w:t>
       </w:r>
       <w:r>
         <w:rPr>
           <w:rFonts w:ascii="Roboto Mono" w:hAnsi="Roboto Mono"/>
-          <w:lang w:val="en-US"/>
         </w:rPr>
         <w:t xml:space="preserve"> two branches:</w:t>
       </w:r>
@@ -3862,28 +3911,23 @@
           <w:ilvl w:val="1"/>
           <w:numId w:val="14"/>
         </w:numPr>
-        <w:rPr>
-          <w:rFonts w:ascii="Roboto Mono" w:hAnsi="Roboto Mono"/>
-          <w:lang w:val="en-US"/>
-        </w:rPr>
-      </w:pPr>
-      <w:r>
-        <w:rPr>
-          <w:rFonts w:ascii="Roboto Mono" w:hAnsi="Roboto Mono"/>
-          <w:lang w:val="en-US"/>
+        <w:spacing w:after="0" w:line="276" w:lineRule="auto"/>
+        <w:rPr>
+          <w:rFonts w:ascii="Roboto Mono" w:hAnsi="Roboto Mono"/>
+        </w:rPr>
+      </w:pPr>
+      <w:r>
+        <w:rPr>
+          <w:rFonts w:ascii="Roboto Mono" w:hAnsi="Roboto Mono"/>
         </w:rPr>
         <w:t xml:space="preserve">True branch </w:t>
       </w:r>
       <w:r>
-        <w:rPr>
-          <w:lang w:val="en-US"/>
-        </w:rPr>
         <w:t>→</w:t>
       </w:r>
       <w:r>
         <w:rPr>
           <w:rFonts w:ascii="Roboto Mono" w:hAnsi="Roboto Mono"/>
-          <w:lang w:val="en-US"/>
         </w:rPr>
         <w:t xml:space="preserve"> Node 2</w:t>
       </w:r>
@@ -3894,28 +3938,23 @@
           <w:ilvl w:val="1"/>
           <w:numId w:val="14"/>
         </w:numPr>
-        <w:rPr>
-          <w:rFonts w:ascii="Roboto Mono" w:hAnsi="Roboto Mono"/>
-          <w:lang w:val="en-US"/>
-        </w:rPr>
-      </w:pPr>
-      <w:r>
-        <w:rPr>
-          <w:rFonts w:ascii="Roboto Mono" w:hAnsi="Roboto Mono"/>
-          <w:lang w:val="en-US"/>
+        <w:spacing w:after="0" w:line="276" w:lineRule="auto"/>
+        <w:rPr>
+          <w:rFonts w:ascii="Roboto Mono" w:hAnsi="Roboto Mono"/>
+        </w:rPr>
+      </w:pPr>
+      <w:r>
+        <w:rPr>
+          <w:rFonts w:ascii="Roboto Mono" w:hAnsi="Roboto Mono"/>
         </w:rPr>
         <w:t xml:space="preserve">False branch </w:t>
       </w:r>
       <w:r>
-        <w:rPr>
-          <w:lang w:val="en-US"/>
-        </w:rPr>
         <w:t>→</w:t>
       </w:r>
       <w:r>
         <w:rPr>
           <w:rFonts w:ascii="Roboto Mono" w:hAnsi="Roboto Mono"/>
-          <w:lang w:val="en-US"/>
         </w:rPr>
         <w:t xml:space="preserve"> Node 3</w:t>
       </w:r>
@@ -3924,26 +3963,20 @@
       <w:pPr>
         <w:rPr>
           <w:rFonts w:ascii="Roboto Mono" w:hAnsi="Roboto Mono"/>
-          <w:lang w:val="en-US"/>
-        </w:rPr>
-      </w:pPr>
-      <w:r>
-        <w:rPr>
-          <w:rFonts w:ascii="Roboto Mono" w:hAnsi="Roboto Mono"/>
-          <w:lang w:val="en-US"/>
+        </w:rPr>
+      </w:pPr>
+      <w:r>
+        <w:rPr>
+          <w:rFonts w:ascii="Roboto Mono" w:hAnsi="Roboto Mono"/>
         </w:rPr>
         <w:t xml:space="preserve">Test Case A: x = 5 </w:t>
       </w:r>
       <w:r>
-        <w:rPr>
-          <w:lang w:val="en-US"/>
-        </w:rPr>
         <w:t>→</w:t>
       </w:r>
       <w:r>
         <w:rPr>
           <w:rFonts w:ascii="Roboto Mono" w:hAnsi="Roboto Mono"/>
-          <w:lang w:val="en-US"/>
         </w:rPr>
         <w:t xml:space="preserve"> covers </w:t>
       </w:r>
@@ -3952,28 +3985,22 @@
           <w:rFonts w:ascii="Roboto Mono" w:hAnsi="Roboto Mono"/>
           <w:b/>
           <w:bCs/>
-          <w:lang w:val="en-US"/>
         </w:rPr>
         <w:t>true branch</w:t>
       </w:r>
       <w:r>
         <w:rPr>
           <w:rFonts w:ascii="Roboto Mono" w:hAnsi="Roboto Mono"/>
-          <w:lang w:val="en-US"/>
         </w:rPr>
         <w:br/>
         <w:t xml:space="preserve">Test Case B: x = -5 </w:t>
       </w:r>
       <w:r>
-        <w:rPr>
-          <w:lang w:val="en-US"/>
-        </w:rPr>
         <w:t>→</w:t>
       </w:r>
       <w:r>
         <w:rPr>
           <w:rFonts w:ascii="Roboto Mono" w:hAnsi="Roboto Mono"/>
-          <w:lang w:val="en-US"/>
         </w:rPr>
         <w:t xml:space="preserve"> covers </w:t>
       </w:r>
@@ -3982,7 +4009,6 @@
           <w:rFonts w:ascii="Roboto Mono" w:hAnsi="Roboto Mono"/>
           <w:b/>
           <w:bCs/>
-          <w:lang w:val="en-US"/>
         </w:rPr>
         <w:t>false branch</w:t>
       </w:r>
@@ -3991,13 +4017,11 @@
       <w:pPr>
         <w:rPr>
           <w:rFonts w:ascii="Roboto Mono" w:hAnsi="Roboto Mono"/>
-          <w:lang w:val="en-US"/>
-        </w:rPr>
-      </w:pPr>
-      <w:r>
-        <w:rPr>
-          <w:rFonts w:ascii="Roboto Mono" w:hAnsi="Roboto Mono"/>
-          <w:lang w:val="en-US"/>
+        </w:rPr>
+      </w:pPr>
+      <w:r>
+        <w:rPr>
+          <w:rFonts w:ascii="Roboto Mono" w:hAnsi="Roboto Mono"/>
         </w:rPr>
         <w:t xml:space="preserve">Both branches covered = </w:t>
       </w:r>
@@ -4006,21 +4030,18 @@
           <w:rFonts w:ascii="Roboto Mono" w:hAnsi="Roboto Mono"/>
           <w:b/>
           <w:bCs/>
-          <w:lang w:val="en-US"/>
         </w:rPr>
         <w:t>100% branch coverage</w:t>
       </w:r>
       <w:r>
         <w:rPr>
           <w:rFonts w:ascii="Roboto Mono" w:hAnsi="Roboto Mono"/>
-          <w:lang w:val="en-US"/>
         </w:rPr>
         <w:t xml:space="preserve"> </w:t>
       </w:r>
       <w:r>
         <w:rPr>
           <w:rFonts w:ascii="Segoe UI Emoji" w:hAnsi="Segoe UI Emoji" w:cs="Segoe UI Emoji"/>
-          <w:lang w:val="en-US"/>
         </w:rPr>
         <w:t>✅</w:t>
       </w:r>
@@ -4029,15 +4050,13 @@
       <w:pPr>
         <w:rPr>
           <w:rFonts w:ascii="Roboto Mono" w:hAnsi="Roboto Mono"/>
-          <w:lang w:val="en-US"/>
-        </w:rPr>
-      </w:pPr>
-      <w:r>
-        <w:rPr>
-          <w:rFonts w:ascii="Roboto Mono" w:hAnsi="Roboto Mono"/>
-          <w:lang w:val="en-US"/>
-        </w:rPr>
-        <w:pict w14:anchorId="29590D4E">
+        </w:rPr>
+      </w:pPr>
+      <w:r>
+        <w:rPr>
+          <w:rFonts w:ascii="Roboto Mono" w:hAnsi="Roboto Mono"/>
+        </w:rPr>
+        <w:pict w14:anchorId="2A901180">
           <v:rect id="_x0000_i1039" style="width:0;height:1.5pt" o:hralign="center" o:hrstd="t" o:hr="t" fillcolor="#a0a0a0" stroked="f"/>
         </w:pict>
       </w:r>
@@ -4048,7 +4067,6 @@
           <w:rFonts w:ascii="Roboto Mono" w:hAnsi="Roboto Mono"/>
           <w:b/>
           <w:bCs/>
-          <w:lang w:val="en-US"/>
         </w:rPr>
       </w:pPr>
       <w:r>
@@ -4056,7 +4074,6 @@
           <w:rFonts w:ascii="Segoe UI Emoji" w:hAnsi="Segoe UI Emoji" w:cs="Segoe UI Emoji"/>
           <w:b/>
           <w:bCs/>
-          <w:lang w:val="en-US"/>
         </w:rPr>
         <w:t>🔹</w:t>
       </w:r>
@@ -4065,7 +4082,6 @@
           <w:rFonts w:ascii="Roboto Mono" w:hAnsi="Roboto Mono"/>
           <w:b/>
           <w:bCs/>
-          <w:lang w:val="en-US"/>
         </w:rPr>
         <w:t xml:space="preserve"> Key Insight</w:t>
       </w:r>
@@ -4076,9 +4092,9 @@
           <w:ilvl w:val="0"/>
           <w:numId w:val="15"/>
         </w:numPr>
-        <w:rPr>
-          <w:rFonts w:ascii="Roboto Mono" w:hAnsi="Roboto Mono"/>
-          <w:lang w:val="en-US"/>
+        <w:spacing w:after="0" w:line="276" w:lineRule="auto"/>
+        <w:rPr>
+          <w:rFonts w:ascii="Roboto Mono" w:hAnsi="Roboto Mono"/>
         </w:rPr>
       </w:pPr>
       <w:r>
@@ -4086,14 +4102,12 @@
           <w:rFonts w:ascii="Roboto Mono" w:hAnsi="Roboto Mono"/>
           <w:b/>
           <w:bCs/>
-          <w:lang w:val="en-US"/>
         </w:rPr>
         <w:t>Statement coverage</w:t>
       </w:r>
       <w:r>
         <w:rPr>
           <w:rFonts w:ascii="Roboto Mono" w:hAnsi="Roboto Mono"/>
-          <w:lang w:val="en-US"/>
         </w:rPr>
         <w:t xml:space="preserve"> checks </w:t>
       </w:r>
@@ -4102,48 +4116,39 @@
           <w:rFonts w:ascii="Roboto Mono" w:hAnsi="Roboto Mono"/>
           <w:i/>
           <w:iCs/>
-          <w:lang w:val="en-US"/>
         </w:rPr>
         <w:t>nodes</w:t>
       </w:r>
       <w:r>
         <w:rPr>
           <w:rFonts w:ascii="Roboto Mono" w:hAnsi="Roboto Mono"/>
-          <w:lang w:val="en-US"/>
         </w:rPr>
         <w:t xml:space="preserve"> </w:t>
       </w:r>
       <w:r>
-        <w:rPr>
-          <w:lang w:val="en-US"/>
-        </w:rPr>
         <w:t>→</w:t>
       </w:r>
       <w:r>
         <w:rPr>
           <w:rFonts w:ascii="Roboto Mono" w:hAnsi="Roboto Mono"/>
-          <w:lang w:val="en-US"/>
         </w:rPr>
         <w:t xml:space="preserve"> </w:t>
       </w:r>
       <w:r>
         <w:rPr>
           <w:rFonts w:ascii="Roboto Mono" w:hAnsi="Roboto Mono" w:cs="Roboto Mono"/>
-          <w:lang w:val="en-US"/>
         </w:rPr>
         <w:t>“</w:t>
       </w:r>
       <w:r>
         <w:rPr>
           <w:rFonts w:ascii="Roboto Mono" w:hAnsi="Roboto Mono"/>
-          <w:lang w:val="en-US"/>
         </w:rPr>
         <w:t>Did I run every statement at least once?</w:t>
       </w:r>
       <w:r>
         <w:rPr>
           <w:rFonts w:ascii="Roboto Mono" w:hAnsi="Roboto Mono" w:cs="Roboto Mono"/>
-          <w:lang w:val="en-US"/>
         </w:rPr>
         <w:t>”</w:t>
       </w:r>
@@ -4154,9 +4159,9 @@
           <w:ilvl w:val="0"/>
           <w:numId w:val="15"/>
         </w:numPr>
-        <w:rPr>
-          <w:rFonts w:ascii="Roboto Mono" w:hAnsi="Roboto Mono"/>
-          <w:lang w:val="en-US"/>
+        <w:spacing w:after="0" w:line="276" w:lineRule="auto"/>
+        <w:rPr>
+          <w:rFonts w:ascii="Roboto Mono" w:hAnsi="Roboto Mono"/>
         </w:rPr>
       </w:pPr>
       <w:r>
@@ -4164,14 +4169,12 @@
           <w:rFonts w:ascii="Roboto Mono" w:hAnsi="Roboto Mono"/>
           <w:b/>
           <w:bCs/>
-          <w:lang w:val="en-US"/>
         </w:rPr>
         <w:t>Branch coverage</w:t>
       </w:r>
       <w:r>
         <w:rPr>
           <w:rFonts w:ascii="Roboto Mono" w:hAnsi="Roboto Mono"/>
-          <w:lang w:val="en-US"/>
         </w:rPr>
         <w:t xml:space="preserve"> checks </w:t>
       </w:r>
@@ -4180,48 +4183,39 @@
           <w:rFonts w:ascii="Roboto Mono" w:hAnsi="Roboto Mono"/>
           <w:i/>
           <w:iCs/>
-          <w:lang w:val="en-US"/>
         </w:rPr>
         <w:t>edges</w:t>
       </w:r>
       <w:r>
         <w:rPr>
           <w:rFonts w:ascii="Roboto Mono" w:hAnsi="Roboto Mono"/>
-          <w:lang w:val="en-US"/>
         </w:rPr>
         <w:t xml:space="preserve"> </w:t>
       </w:r>
       <w:r>
-        <w:rPr>
-          <w:lang w:val="en-US"/>
-        </w:rPr>
         <w:t>→</w:t>
       </w:r>
       <w:r>
         <w:rPr>
           <w:rFonts w:ascii="Roboto Mono" w:hAnsi="Roboto Mono"/>
-          <w:lang w:val="en-US"/>
         </w:rPr>
         <w:t xml:space="preserve"> </w:t>
       </w:r>
       <w:r>
         <w:rPr>
           <w:rFonts w:ascii="Roboto Mono" w:hAnsi="Roboto Mono" w:cs="Roboto Mono"/>
-          <w:lang w:val="en-US"/>
         </w:rPr>
         <w:t>“</w:t>
       </w:r>
       <w:r>
         <w:rPr>
           <w:rFonts w:ascii="Roboto Mono" w:hAnsi="Roboto Mono"/>
-          <w:lang w:val="en-US"/>
         </w:rPr>
         <w:t>Did I take every possible decision outcome at least once?</w:t>
       </w:r>
       <w:r>
         <w:rPr>
           <w:rFonts w:ascii="Roboto Mono" w:hAnsi="Roboto Mono" w:cs="Roboto Mono"/>
-          <w:lang w:val="en-US"/>
         </w:rPr>
         <w:t>”</w:t>
       </w:r>
@@ -4232,9 +4226,9 @@
           <w:ilvl w:val="0"/>
           <w:numId w:val="15"/>
         </w:numPr>
-        <w:rPr>
-          <w:rFonts w:ascii="Roboto Mono" w:hAnsi="Roboto Mono"/>
-          <w:lang w:val="en-US"/>
+        <w:spacing w:after="0" w:line="276" w:lineRule="auto"/>
+        <w:rPr>
+          <w:rFonts w:ascii="Roboto Mono" w:hAnsi="Roboto Mono"/>
         </w:rPr>
       </w:pPr>
       <w:r>
@@ -4242,14 +4236,12 @@
           <w:rFonts w:ascii="Roboto Mono" w:hAnsi="Roboto Mono"/>
           <w:b/>
           <w:bCs/>
-          <w:lang w:val="en-US"/>
         </w:rPr>
         <w:t>CFG</w:t>
       </w:r>
       <w:r>
         <w:rPr>
           <w:rFonts w:ascii="Roboto Mono" w:hAnsi="Roboto Mono"/>
-          <w:lang w:val="en-US"/>
         </w:rPr>
         <w:t xml:space="preserve"> is the map that lets you measure both systematically.</w:t>
       </w:r>
@@ -4258,15 +4250,13 @@
       <w:pPr>
         <w:rPr>
           <w:rFonts w:ascii="Roboto Mono" w:hAnsi="Roboto Mono"/>
-          <w:lang w:val="en-US"/>
-        </w:rPr>
-      </w:pPr>
-      <w:r>
-        <w:rPr>
-          <w:rFonts w:ascii="Roboto Mono" w:hAnsi="Roboto Mono"/>
-          <w:lang w:val="en-US"/>
-        </w:rPr>
-        <w:pict w14:anchorId="58603071">
+        </w:rPr>
+      </w:pPr>
+      <w:r>
+        <w:rPr>
+          <w:rFonts w:ascii="Roboto Mono" w:hAnsi="Roboto Mono"/>
+        </w:rPr>
+        <w:pict w14:anchorId="73FC22AE">
           <v:rect id="_x0000_i1040" style="width:0;height:1.5pt" o:hralign="center" o:hrstd="t" o:hr="t" fillcolor="#a0a0a0" stroked="f"/>
         </w:pict>
       </w:r>
@@ -4275,16 +4265,16 @@
       <w:pPr>
         <w:rPr>
           <w:rFonts w:ascii="Roboto Mono" w:hAnsi="Roboto Mono"/>
-          <w:lang w:val="en-US"/>
-        </w:rPr>
-      </w:pPr>
-    </w:p>
+        </w:rPr>
+      </w:pPr>
+    </w:p>
+    <w:p/>
     <w:p/>
     <w:sectPr>
       <w:pgSz w:w="12240" w:h="15840"/>
       <w:pgMar w:top="1440" w:right="1440" w:bottom="1440" w:left="1440" w:header="720" w:footer="720" w:gutter="0"/>
-      <w:pgNumType w:start="1"/>
       <w:cols w:space="720"/>
+      <w:docGrid w:linePitch="360"/>
     </w:sectPr>
   </w:body>
 </w:document>
@@ -6795,18 +6785,6 @@
   <w:style w:type="paragraph" w:default="1" w:styleId="Normal">
     <w:name w:val="Normal"/>
     <w:qFormat/>
-    <w:rsid w:val="003B7936"/>
-    <w:pPr>
-      <w:spacing w:after="0" w:line="276" w:lineRule="auto"/>
-    </w:pPr>
-    <w:rPr>
-      <w:rFonts w:ascii="Arial" w:eastAsia="Arial" w:hAnsi="Arial" w:cs="Arial"/>
-      <w:kern w:val="0"/>
-      <w:sz w:val="22"/>
-      <w:szCs w:val="22"/>
-      <w:lang w:val="en"/>
-      <w14:ligatures w14:val="none"/>
-    </w:rPr>
   </w:style>
   <w:style w:type="paragraph" w:styleId="Heading1">
     <w:name w:val="heading 1"/>
@@ -6815,7 +6793,7 @@
     <w:link w:val="Heading1Char"/>
     <w:uiPriority w:val="9"/>
     <w:qFormat/>
-    <w:rsid w:val="00320C20"/>
+    <w:rsid w:val="00823937"/>
     <w:pPr>
       <w:keepNext/>
       <w:keepLines/>
@@ -6837,7 +6815,7 @@
     <w:uiPriority w:val="9"/>
     <w:unhideWhenUsed/>
     <w:qFormat/>
-    <w:rsid w:val="00320C20"/>
+    <w:rsid w:val="00823937"/>
     <w:pPr>
       <w:keepNext/>
       <w:keepLines/>
@@ -6859,7 +6837,7 @@
     <w:uiPriority w:val="9"/>
     <w:unhideWhenUsed/>
     <w:qFormat/>
-    <w:rsid w:val="00320C20"/>
+    <w:rsid w:val="00823937"/>
     <w:pPr>
       <w:keepNext/>
       <w:keepLines/>
@@ -6882,7 +6860,7 @@
     <w:semiHidden/>
     <w:unhideWhenUsed/>
     <w:qFormat/>
-    <w:rsid w:val="00320C20"/>
+    <w:rsid w:val="00823937"/>
     <w:pPr>
       <w:keepNext/>
       <w:keepLines/>
@@ -6905,7 +6883,7 @@
     <w:semiHidden/>
     <w:unhideWhenUsed/>
     <w:qFormat/>
-    <w:rsid w:val="00320C20"/>
+    <w:rsid w:val="00823937"/>
     <w:pPr>
       <w:keepNext/>
       <w:keepLines/>
@@ -6926,11 +6904,11 @@
     <w:semiHidden/>
     <w:unhideWhenUsed/>
     <w:qFormat/>
-    <w:rsid w:val="00320C20"/>
+    <w:rsid w:val="00823937"/>
     <w:pPr>
       <w:keepNext/>
       <w:keepLines/>
-      <w:spacing w:before="40"/>
+      <w:spacing w:before="40" w:after="0"/>
       <w:outlineLvl w:val="5"/>
     </w:pPr>
     <w:rPr>
@@ -6949,11 +6927,11 @@
     <w:semiHidden/>
     <w:unhideWhenUsed/>
     <w:qFormat/>
-    <w:rsid w:val="00320C20"/>
+    <w:rsid w:val="00823937"/>
     <w:pPr>
       <w:keepNext/>
       <w:keepLines/>
-      <w:spacing w:before="40"/>
+      <w:spacing w:before="40" w:after="0"/>
       <w:outlineLvl w:val="6"/>
     </w:pPr>
     <w:rPr>
@@ -6970,10 +6948,11 @@
     <w:semiHidden/>
     <w:unhideWhenUsed/>
     <w:qFormat/>
-    <w:rsid w:val="00320C20"/>
+    <w:rsid w:val="00823937"/>
     <w:pPr>
       <w:keepNext/>
       <w:keepLines/>
+      <w:spacing w:after="0"/>
       <w:outlineLvl w:val="7"/>
     </w:pPr>
     <w:rPr>
@@ -6992,10 +6971,11 @@
     <w:semiHidden/>
     <w:unhideWhenUsed/>
     <w:qFormat/>
-    <w:rsid w:val="00320C20"/>
+    <w:rsid w:val="00823937"/>
     <w:pPr>
       <w:keepNext/>
       <w:keepLines/>
+      <w:spacing w:after="0"/>
       <w:outlineLvl w:val="8"/>
     </w:pPr>
     <w:rPr>
@@ -7035,7 +7015,7 @@
     <w:basedOn w:val="DefaultParagraphFont"/>
     <w:link w:val="Heading1"/>
     <w:uiPriority w:val="9"/>
-    <w:rsid w:val="00320C20"/>
+    <w:rsid w:val="00823937"/>
     <w:rPr>
       <w:rFonts w:asciiTheme="majorHAnsi" w:eastAsiaTheme="majorEastAsia" w:hAnsiTheme="majorHAnsi" w:cstheme="majorBidi"/>
       <w:color w:val="2F5496" w:themeColor="accent1" w:themeShade="BF"/>
@@ -7048,7 +7028,7 @@
     <w:basedOn w:val="DefaultParagraphFont"/>
     <w:link w:val="Heading2"/>
     <w:uiPriority w:val="9"/>
-    <w:rsid w:val="00320C20"/>
+    <w:rsid w:val="00823937"/>
     <w:rPr>
       <w:rFonts w:asciiTheme="majorHAnsi" w:eastAsiaTheme="majorEastAsia" w:hAnsiTheme="majorHAnsi" w:cstheme="majorBidi"/>
       <w:color w:val="2F5496" w:themeColor="accent1" w:themeShade="BF"/>
@@ -7061,7 +7041,7 @@
     <w:basedOn w:val="DefaultParagraphFont"/>
     <w:link w:val="Heading3"/>
     <w:uiPriority w:val="9"/>
-    <w:rsid w:val="00320C20"/>
+    <w:rsid w:val="00823937"/>
     <w:rPr>
       <w:rFonts w:eastAsiaTheme="majorEastAsia" w:cstheme="majorBidi"/>
       <w:color w:val="2F5496" w:themeColor="accent1" w:themeShade="BF"/>
@@ -7075,7 +7055,7 @@
     <w:link w:val="Heading4"/>
     <w:uiPriority w:val="9"/>
     <w:semiHidden/>
-    <w:rsid w:val="00320C20"/>
+    <w:rsid w:val="00823937"/>
     <w:rPr>
       <w:rFonts w:eastAsiaTheme="majorEastAsia" w:cstheme="majorBidi"/>
       <w:i/>
@@ -7089,7 +7069,7 @@
     <w:link w:val="Heading5"/>
     <w:uiPriority w:val="9"/>
     <w:semiHidden/>
-    <w:rsid w:val="00320C20"/>
+    <w:rsid w:val="00823937"/>
     <w:rPr>
       <w:rFonts w:eastAsiaTheme="majorEastAsia" w:cstheme="majorBidi"/>
       <w:color w:val="2F5496" w:themeColor="accent1" w:themeShade="BF"/>
@@ -7101,7 +7081,7 @@
     <w:link w:val="Heading6"/>
     <w:uiPriority w:val="9"/>
     <w:semiHidden/>
-    <w:rsid w:val="00320C20"/>
+    <w:rsid w:val="00823937"/>
     <w:rPr>
       <w:rFonts w:eastAsiaTheme="majorEastAsia" w:cstheme="majorBidi"/>
       <w:i/>
@@ -7115,7 +7095,7 @@
     <w:link w:val="Heading7"/>
     <w:uiPriority w:val="9"/>
     <w:semiHidden/>
-    <w:rsid w:val="00320C20"/>
+    <w:rsid w:val="00823937"/>
     <w:rPr>
       <w:rFonts w:eastAsiaTheme="majorEastAsia" w:cstheme="majorBidi"/>
       <w:color w:val="595959" w:themeColor="text1" w:themeTint="A6"/>
@@ -7127,7 +7107,7 @@
     <w:link w:val="Heading8"/>
     <w:uiPriority w:val="9"/>
     <w:semiHidden/>
-    <w:rsid w:val="00320C20"/>
+    <w:rsid w:val="00823937"/>
     <w:rPr>
       <w:rFonts w:eastAsiaTheme="majorEastAsia" w:cstheme="majorBidi"/>
       <w:i/>
@@ -7141,7 +7121,7 @@
     <w:link w:val="Heading9"/>
     <w:uiPriority w:val="9"/>
     <w:semiHidden/>
-    <w:rsid w:val="00320C20"/>
+    <w:rsid w:val="00823937"/>
     <w:rPr>
       <w:rFonts w:eastAsiaTheme="majorEastAsia" w:cstheme="majorBidi"/>
       <w:color w:val="272727" w:themeColor="text1" w:themeTint="D8"/>
@@ -7154,7 +7134,7 @@
     <w:link w:val="TitleChar"/>
     <w:uiPriority w:val="10"/>
     <w:qFormat/>
-    <w:rsid w:val="00320C20"/>
+    <w:rsid w:val="00823937"/>
     <w:pPr>
       <w:spacing w:after="80" w:line="240" w:lineRule="auto"/>
       <w:contextualSpacing/>
@@ -7172,7 +7152,7 @@
     <w:basedOn w:val="DefaultParagraphFont"/>
     <w:link w:val="Title"/>
     <w:uiPriority w:val="10"/>
-    <w:rsid w:val="00320C20"/>
+    <w:rsid w:val="00823937"/>
     <w:rPr>
       <w:rFonts w:asciiTheme="majorHAnsi" w:eastAsiaTheme="majorEastAsia" w:hAnsiTheme="majorHAnsi" w:cstheme="majorBidi"/>
       <w:spacing w:val="-10"/>
@@ -7188,7 +7168,7 @@
     <w:link w:val="SubtitleChar"/>
     <w:uiPriority w:val="11"/>
     <w:qFormat/>
-    <w:rsid w:val="00320C20"/>
+    <w:rsid w:val="00823937"/>
     <w:pPr>
       <w:numPr>
         <w:ilvl w:val="1"/>
@@ -7207,7 +7187,7 @@
     <w:basedOn w:val="DefaultParagraphFont"/>
     <w:link w:val="Subtitle"/>
     <w:uiPriority w:val="11"/>
-    <w:rsid w:val="00320C20"/>
+    <w:rsid w:val="00823937"/>
     <w:rPr>
       <w:rFonts w:eastAsiaTheme="majorEastAsia" w:cstheme="majorBidi"/>
       <w:color w:val="595959" w:themeColor="text1" w:themeTint="A6"/>
@@ -7223,7 +7203,7 @@
     <w:link w:val="QuoteChar"/>
     <w:uiPriority w:val="29"/>
     <w:qFormat/>
-    <w:rsid w:val="00320C20"/>
+    <w:rsid w:val="00823937"/>
     <w:pPr>
       <w:spacing w:before="160"/>
       <w:jc w:val="center"/>
@@ -7239,7 +7219,7 @@
     <w:basedOn w:val="DefaultParagraphFont"/>
     <w:link w:val="Quote"/>
     <w:uiPriority w:val="29"/>
-    <w:rsid w:val="00320C20"/>
+    <w:rsid w:val="00823937"/>
     <w:rPr>
       <w:i/>
       <w:iCs/>
@@ -7251,7 +7231,7 @@
     <w:basedOn w:val="Normal"/>
     <w:uiPriority w:val="34"/>
     <w:qFormat/>
-    <w:rsid w:val="00320C20"/>
+    <w:rsid w:val="00823937"/>
     <w:pPr>
       <w:ind w:left="720"/>
       <w:contextualSpacing/>
@@ -7262,7 +7242,7 @@
     <w:basedOn w:val="DefaultParagraphFont"/>
     <w:uiPriority w:val="21"/>
     <w:qFormat/>
-    <w:rsid w:val="00320C20"/>
+    <w:rsid w:val="00823937"/>
     <w:rPr>
       <w:i/>
       <w:iCs/>
@@ -7276,7 +7256,7 @@
     <w:link w:val="IntenseQuoteChar"/>
     <w:uiPriority w:val="30"/>
     <w:qFormat/>
-    <w:rsid w:val="00320C20"/>
+    <w:rsid w:val="00823937"/>
     <w:pPr>
       <w:pBdr>
         <w:top w:val="single" w:sz="4" w:space="10" w:color="2F5496" w:themeColor="accent1" w:themeShade="BF"/>
@@ -7297,7 +7277,7 @@
     <w:basedOn w:val="DefaultParagraphFont"/>
     <w:link w:val="IntenseQuote"/>
     <w:uiPriority w:val="30"/>
-    <w:rsid w:val="00320C20"/>
+    <w:rsid w:val="00823937"/>
     <w:rPr>
       <w:i/>
       <w:iCs/>
@@ -7309,7 +7289,7 @@
     <w:basedOn w:val="DefaultParagraphFont"/>
     <w:uiPriority w:val="32"/>
     <w:qFormat/>
-    <w:rsid w:val="00320C20"/>
+    <w:rsid w:val="00823937"/>
     <w:rPr>
       <w:b/>
       <w:bCs/>
